--- a/LR-1/Отчёт_Лаб1.docx
+++ b/LR-1/Отчёт_Лаб1.docx
@@ -1,6 +1,6 @@
 
 <file path=word/document.xml><?xml version="1.0" encoding="utf-8"?>
-<w:document xmlns:wpc="http://schemas.microsoft.com/office/word/2010/wordprocessingCanvas" xmlns:cx="http://schemas.microsoft.com/office/drawing/2014/chartex" xmlns:cx1="http://schemas.microsoft.com/office/drawing/2015/9/8/chartex" xmlns:cx2="http://schemas.microsoft.com/office/drawing/2015/10/21/chartex" xmlns:cx3="http://schemas.microsoft.com/office/drawing/2016/5/9/chartex" xmlns:cx4="http://schemas.microsoft.com/office/drawing/2016/5/10/chartex" xmlns:cx5="http://schemas.microsoft.com/office/drawing/2016/5/11/chartex" xmlns:cx6="http://schemas.microsoft.com/office/drawing/2016/5/12/chartex" xmlns:cx7="http://schemas.microsoft.com/office/drawing/2016/5/13/chartex" xmlns:cx8="http://schemas.microsoft.com/office/drawing/2016/5/14/chartex" xmlns:mc="http://schemas.openxmlformats.org/markup-compatibility/2006" xmlns:aink="http://schemas.microsoft.com/office/drawing/2016/ink" xmlns:am3d="http://schemas.microsoft.com/office/drawing/2017/model3d" xmlns:o="urn:schemas-microsoft-com:office:office" xmlns:oel="http://schemas.microsoft.com/office/2019/extlst" xmlns:r="http://schemas.openxmlformats.org/officeDocument/2006/relationships" xmlns:m="http://schemas.openxmlformats.org/officeDocument/2006/math" xmlns:v="urn:schemas-microsoft-com:vml" xmlns:wp14="http://schemas.microsoft.com/office/word/2010/wordprocessingDrawing" xmlns:wp="http://schemas.openxmlformats.org/drawingml/2006/wordprocessingDrawing" xmlns:w10="urn:schemas-microsoft-com:office:word" xmlns:w="http://schemas.openxmlformats.org/wordprocessingml/2006/main" xmlns:w14="http://schemas.microsoft.com/office/word/2010/wordml" xmlns:w15="http://schemas.microsoft.com/office/word/2012/wordml" xmlns:w16cex="http://schemas.microsoft.com/office/word/2018/wordml/cex" xmlns:w16cid="http://schemas.microsoft.com/office/word/2016/wordml/cid" xmlns:w16="http://schemas.microsoft.com/office/word/2018/wordml" xmlns:w16du="http://schemas.microsoft.com/office/word/2023/wordml/word16du" xmlns:w16sdtdh="http://schemas.microsoft.com/office/word/2020/wordml/sdtdatahash" xmlns:w16sdtfl="http://schemas.microsoft.com/office/word/2024/wordml/sdtformatlock" xmlns:w16se="http://schemas.microsoft.com/office/word/2015/wordml/symex" xmlns:wpg="http://schemas.microsoft.com/office/word/2010/wordprocessingGroup" xmlns:wpi="http://schemas.microsoft.com/office/word/2010/wordprocessingInk" xmlns:wne="http://schemas.microsoft.com/office/word/2006/wordml" xmlns:wps="http://schemas.microsoft.com/office/word/2010/wordprocessingShape" mc:Ignorable="w14 w15 w16se w16cid w16 w16cex w16sdtdh w16sdtfl w16du wp14">
+<w:document xmlns:wpc="http://schemas.microsoft.com/office/word/2010/wordprocessingCanvas" xmlns:cx="http://schemas.microsoft.com/office/drawing/2014/chartex" xmlns:cx1="http://schemas.microsoft.com/office/drawing/2015/9/8/chartex" xmlns:mc="http://schemas.openxmlformats.org/markup-compatibility/2006" xmlns:o="urn:schemas-microsoft-com:office:office" xmlns:r="http://schemas.openxmlformats.org/officeDocument/2006/relationships" xmlns:m="http://schemas.openxmlformats.org/officeDocument/2006/math" xmlns:v="urn:schemas-microsoft-com:vml" xmlns:wp14="http://schemas.microsoft.com/office/word/2010/wordprocessingDrawing" xmlns:wp="http://schemas.openxmlformats.org/drawingml/2006/wordprocessingDrawing" xmlns:w10="urn:schemas-microsoft-com:office:word" xmlns:w="http://schemas.openxmlformats.org/wordprocessingml/2006/main" xmlns:w14="http://schemas.microsoft.com/office/word/2010/wordml" xmlns:w15="http://schemas.microsoft.com/office/word/2012/wordml" xmlns:w16se="http://schemas.microsoft.com/office/word/2015/wordml/symex" xmlns:wpg="http://schemas.microsoft.com/office/word/2010/wordprocessingGroup" xmlns:wpi="http://schemas.microsoft.com/office/word/2010/wordprocessingInk" xmlns:wne="http://schemas.microsoft.com/office/word/2006/wordml" xmlns:wps="http://schemas.microsoft.com/office/word/2010/wordprocessingShape" mc:Ignorable="w14 w15 w16se wp14">
   <w:body>
     <w:p>
       <w:pPr>
@@ -51,57 +51,17 @@
     <w:p>
       <w:pPr>
         <w:pStyle w:val="21"/>
+        <w:rPr>
+          <w:lang w:val="ru-RU"/>
+        </w:rPr>
       </w:pPr>
-      <w:proofErr w:type="spellStart"/>
       <w:r>
         <w:rPr>
           <w:color w:val="000000"/>
+          <w:lang w:val="ru-RU"/>
         </w:rPr>
-        <w:t>Разбиение</w:t>
-      </w:r>
-      <w:proofErr w:type="spellEnd"/>
-      <w:r>
-        <w:rPr>
-          <w:color w:val="000000"/>
-        </w:rPr>
-        <w:t xml:space="preserve"> </w:t>
-      </w:r>
-      <w:proofErr w:type="spellStart"/>
-      <w:r>
-        <w:rPr>
-          <w:color w:val="000000"/>
-        </w:rPr>
-        <w:t>задачи</w:t>
-      </w:r>
-      <w:proofErr w:type="spellEnd"/>
-      <w:r>
-        <w:rPr>
-          <w:color w:val="000000"/>
-        </w:rPr>
-        <w:t xml:space="preserve"> </w:t>
-      </w:r>
-      <w:proofErr w:type="spellStart"/>
-      <w:r>
-        <w:rPr>
-          <w:color w:val="000000"/>
-        </w:rPr>
-        <w:t>на</w:t>
-      </w:r>
-      <w:proofErr w:type="spellEnd"/>
-      <w:r>
-        <w:rPr>
-          <w:color w:val="000000"/>
-        </w:rPr>
-        <w:t xml:space="preserve"> </w:t>
-      </w:r>
-      <w:proofErr w:type="spellStart"/>
-      <w:r>
-        <w:rPr>
-          <w:color w:val="000000"/>
-        </w:rPr>
-        <w:t>подзадачи</w:t>
-      </w:r>
-      <w:proofErr w:type="spellEnd"/>
+        <w:t>Разбиение задачи на подзадачи</w:t>
+      </w:r>
     </w:p>
     <w:p>
       <w:pPr>
@@ -757,6 +717,11 @@
       </w:r>
     </w:p>
     <w:p>
+      <w:pPr>
+        <w:rPr>
+          <w:lang w:val="ru-RU"/>
+        </w:rPr>
+      </w:pPr>
       <w:r>
         <w:rPr>
           <w:lang w:val="ru-RU"/>
@@ -764,6 +729,9 @@
         <w:t>Алгоритм</w:t>
       </w:r>
       <w:r>
+        <w:rPr>
+          <w:lang w:val="ru-RU"/>
+        </w:rPr>
         <w:t xml:space="preserve"> </w:t>
       </w:r>
       <w:r>
@@ -773,6 +741,9 @@
         <w:t>функций</w:t>
       </w:r>
       <w:r>
+        <w:rPr>
+          <w:lang w:val="ru-RU"/>
+        </w:rPr>
         <w:t xml:space="preserve"> </w:t>
       </w:r>
       <w:r>
@@ -782,6 +753,9 @@
         <w:t>ввода</w:t>
       </w:r>
       <w:r>
+        <w:rPr>
+          <w:lang w:val="ru-RU"/>
+        </w:rPr>
         <w:t xml:space="preserve"> (</w:t>
       </w:r>
       <w:proofErr w:type="spellStart"/>
@@ -790,6 +764,9 @@
       </w:r>
       <w:proofErr w:type="spellEnd"/>
       <w:r>
+        <w:rPr>
+          <w:lang w:val="ru-RU"/>
+        </w:rPr>
         <w:t xml:space="preserve">, </w:t>
       </w:r>
       <w:proofErr w:type="spellStart"/>
@@ -798,6 +775,9 @@
       </w:r>
       <w:proofErr w:type="spellEnd"/>
       <w:r>
+        <w:rPr>
+          <w:lang w:val="ru-RU"/>
+        </w:rPr>
         <w:t xml:space="preserve">, </w:t>
       </w:r>
       <w:proofErr w:type="spellStart"/>
@@ -806,6 +786,9 @@
       </w:r>
       <w:proofErr w:type="spellEnd"/>
       <w:r>
+        <w:rPr>
+          <w:lang w:val="ru-RU"/>
+        </w:rPr>
         <w:t>):</w:t>
       </w:r>
     </w:p>
@@ -843,7 +826,13 @@
         <w:rPr>
           <w:lang w:val="ru-RU"/>
         </w:rPr>
-        <w:t>Прочитать строку и попытаться преобразовать её в число (</w:t>
+        <w:t xml:space="preserve">Прочитать строку и </w:t>
+      </w:r>
+      <w:r>
+        <w:rPr>
+          <w:lang w:val="ru-RU"/>
+        </w:rPr>
+        <w:t>попытаться преобразовать её в число (</w:t>
       </w:r>
       <w:proofErr w:type="gramStart"/>
       <w:r>
@@ -867,10 +856,11 @@
         </w:rPr>
         <w:t xml:space="preserve"> / </w:t>
       </w:r>
-      <w:proofErr w:type="gramStart"/>
+      <w:proofErr w:type="spellStart"/>
       <w:r>
         <w:t>int</w:t>
       </w:r>
+      <w:proofErr w:type="spellEnd"/>
       <w:r>
         <w:rPr>
           <w:lang w:val="ru-RU"/>
@@ -882,7 +872,6 @@
         <w:t>TryParse</w:t>
       </w:r>
       <w:proofErr w:type="spellEnd"/>
-      <w:proofErr w:type="gramEnd"/>
       <w:r>
         <w:rPr>
           <w:lang w:val="ru-RU"/>
@@ -941,7 +930,10 @@
       </w:r>
       <w:proofErr w:type="spellStart"/>
       <w:r>
-        <w:t>IsPeakHour</w:t>
+        <w:t>I</w:t>
+      </w:r>
+      <w:r>
+        <w:t>sPeakHour</w:t>
       </w:r>
       <w:proofErr w:type="spellEnd"/>
       <w:r>
@@ -1069,7 +1061,6 @@
         </w:rPr>
         <w:t xml:space="preserve"> − 3) при </w:t>
       </w:r>
-      <w:proofErr w:type="gramStart"/>
       <w:r>
         <w:t>distance</w:t>
       </w:r>
@@ -1077,14 +1068,7 @@
         <w:rPr>
           <w:lang w:val="ru-RU"/>
         </w:rPr>
-        <w:t xml:space="preserve"> &gt;</w:t>
-      </w:r>
-      <w:proofErr w:type="gramEnd"/>
-      <w:r>
-        <w:rPr>
-          <w:lang w:val="ru-RU"/>
-        </w:rPr>
-        <w:t xml:space="preserve"> 3 км.</w:t>
+        <w:t xml:space="preserve"> &gt; 3 км.</w:t>
       </w:r>
     </w:p>
     <w:p>
@@ -1167,6 +1151,1104 @@
         </w:rPr>
         <w:t>: вывести «Стоимость доставки: … руб.» и «Итого к оплате: … руб.» (заказ + доставка).</w:t>
       </w:r>
+    </w:p>
+    <w:p>
+      <w:pPr>
+        <w:pStyle w:val="1"/>
+        <w:rPr>
+          <w:lang w:val="ru-RU"/>
+        </w:rPr>
+      </w:pPr>
+      <w:r>
+        <w:rPr>
+          <w:color w:val="000000"/>
+          <w:lang w:val="ru-RU"/>
+        </w:rPr>
+        <w:t>Задача 2. Суточная норма корма для собаки</w:t>
+      </w:r>
+    </w:p>
+    <w:p>
+      <w:pPr>
+        <w:pStyle w:val="21"/>
+        <w:rPr>
+          <w:lang w:val="ru-RU"/>
+        </w:rPr>
+      </w:pPr>
+      <w:r>
+        <w:rPr>
+          <w:color w:val="000000"/>
+          <w:lang w:val="ru-RU"/>
+        </w:rPr>
+        <w:t>Разбиение задачи на подзадачи</w:t>
+      </w:r>
+      <w:bookmarkStart w:id="0" w:name="_GoBack"/>
+      <w:bookmarkEnd w:id="0"/>
+    </w:p>
+    <w:p>
+      <w:pPr>
+        <w:pStyle w:val="a"/>
+      </w:pPr>
+      <w:proofErr w:type="spellStart"/>
+      <w:r>
+        <w:t>Ввод</w:t>
+      </w:r>
+      <w:proofErr w:type="spellEnd"/>
+      <w:r>
+        <w:t xml:space="preserve"> </w:t>
+      </w:r>
+      <w:proofErr w:type="spellStart"/>
+      <w:r>
+        <w:t>веса</w:t>
+      </w:r>
+      <w:proofErr w:type="spellEnd"/>
+      <w:r>
+        <w:t xml:space="preserve"> </w:t>
+      </w:r>
+      <w:proofErr w:type="spellStart"/>
+      <w:r>
+        <w:t>собаки</w:t>
+      </w:r>
+      <w:proofErr w:type="spellEnd"/>
+      <w:r>
+        <w:t xml:space="preserve"> (&gt; 0) — </w:t>
+      </w:r>
+      <w:proofErr w:type="spellStart"/>
+      <w:r>
+        <w:t>InputPositiveDouble</w:t>
+      </w:r>
+      <w:proofErr w:type="spellEnd"/>
+      <w:r>
+        <w:t>.</w:t>
+      </w:r>
+    </w:p>
+    <w:p>
+      <w:pPr>
+        <w:pStyle w:val="a"/>
+        <w:rPr>
+          <w:lang w:val="ru-RU"/>
+        </w:rPr>
+      </w:pPr>
+      <w:r>
+        <w:rPr>
+          <w:lang w:val="ru-RU"/>
+        </w:rPr>
+        <w:t xml:space="preserve">Ввод возраста (1 — щенок, 2 — взрослая) — </w:t>
+      </w:r>
+      <w:proofErr w:type="spellStart"/>
+      <w:r>
+        <w:t>InputIntInRange</w:t>
+      </w:r>
+      <w:proofErr w:type="spellEnd"/>
+      <w:r>
+        <w:rPr>
+          <w:lang w:val="ru-RU"/>
+        </w:rPr>
+        <w:t>.</w:t>
+      </w:r>
+    </w:p>
+    <w:p>
+      <w:pPr>
+        <w:pStyle w:val="a"/>
+      </w:pPr>
+      <w:proofErr w:type="spellStart"/>
+      <w:r>
+        <w:t>Ввод</w:t>
+      </w:r>
+      <w:proofErr w:type="spellEnd"/>
+      <w:r>
+        <w:t xml:space="preserve"> </w:t>
+      </w:r>
+      <w:proofErr w:type="spellStart"/>
+      <w:r>
+        <w:t>уровня</w:t>
+      </w:r>
+      <w:proofErr w:type="spellEnd"/>
+      <w:r>
+        <w:t xml:space="preserve"> </w:t>
+      </w:r>
+      <w:proofErr w:type="spellStart"/>
+      <w:r>
+        <w:t>активности</w:t>
+      </w:r>
+      <w:proofErr w:type="spellEnd"/>
+      <w:r>
+        <w:t xml:space="preserve"> (1–3) — </w:t>
+      </w:r>
+      <w:proofErr w:type="spellStart"/>
+      <w:r>
+        <w:t>InputIntInRange</w:t>
+      </w:r>
+      <w:proofErr w:type="spellEnd"/>
+      <w:r>
+        <w:t>.</w:t>
+      </w:r>
+    </w:p>
+    <w:p>
+      <w:pPr>
+        <w:pStyle w:val="a"/>
+        <w:rPr>
+          <w:lang w:val="ru-RU"/>
+        </w:rPr>
+      </w:pPr>
+      <w:r>
+        <w:rPr>
+          <w:lang w:val="ru-RU"/>
+        </w:rPr>
+        <w:t xml:space="preserve">Расчёт суточной нормы корма — </w:t>
+      </w:r>
+      <w:proofErr w:type="spellStart"/>
+      <w:r>
+        <w:t>CalculateDailyNorm</w:t>
+      </w:r>
+      <w:proofErr w:type="spellEnd"/>
+      <w:r>
+        <w:rPr>
+          <w:lang w:val="ru-RU"/>
+        </w:rPr>
+        <w:t>.</w:t>
+      </w:r>
+    </w:p>
+    <w:p>
+      <w:pPr>
+        <w:pStyle w:val="a"/>
+        <w:rPr>
+          <w:lang w:val="ru-RU"/>
+        </w:rPr>
+      </w:pPr>
+      <w:r>
+        <w:rPr>
+          <w:lang w:val="ru-RU"/>
+        </w:rPr>
+        <w:t xml:space="preserve">Вывод нормы и размера порции — </w:t>
+      </w:r>
+      <w:proofErr w:type="spellStart"/>
+      <w:r>
+        <w:t>PrintResult</w:t>
+      </w:r>
+      <w:proofErr w:type="spellEnd"/>
+      <w:r>
+        <w:rPr>
+          <w:lang w:val="ru-RU"/>
+        </w:rPr>
+        <w:t>.</w:t>
+      </w:r>
+    </w:p>
+    <w:p>
+      <w:pPr>
+        <w:pStyle w:val="21"/>
+      </w:pPr>
+      <w:proofErr w:type="spellStart"/>
+      <w:r>
+        <w:rPr>
+          <w:color w:val="000000"/>
+        </w:rPr>
+        <w:t>Описание</w:t>
+      </w:r>
+      <w:proofErr w:type="spellEnd"/>
+      <w:r>
+        <w:rPr>
+          <w:color w:val="000000"/>
+        </w:rPr>
+        <w:t xml:space="preserve"> </w:t>
+      </w:r>
+      <w:proofErr w:type="spellStart"/>
+      <w:r>
+        <w:rPr>
+          <w:color w:val="000000"/>
+        </w:rPr>
+        <w:t>функций</w:t>
+      </w:r>
+      <w:proofErr w:type="spellEnd"/>
+    </w:p>
+    <w:tbl>
+      <w:tblPr>
+        <w:tblStyle w:val="aff0"/>
+        <w:tblW w:w="0" w:type="auto"/>
+        <w:tblLook w:val="04A0" w:firstRow="1" w:lastRow="0" w:firstColumn="1" w:lastColumn="0" w:noHBand="0" w:noVBand="1"/>
+      </w:tblPr>
+      <w:tblGrid>
+        <w:gridCol w:w="2160"/>
+        <w:gridCol w:w="2160"/>
+        <w:gridCol w:w="2160"/>
+        <w:gridCol w:w="2160"/>
+      </w:tblGrid>
+      <w:tr>
+        <w:tc>
+          <w:tcPr>
+            <w:tcW w:w="2160" w:type="dxa"/>
+          </w:tcPr>
+          <w:p>
+            <w:proofErr w:type="spellStart"/>
+            <w:r>
+              <w:rPr>
+                <w:b/>
+                <w:sz w:val="22"/>
+              </w:rPr>
+              <w:t>Функция</w:t>
+            </w:r>
+            <w:proofErr w:type="spellEnd"/>
+          </w:p>
+        </w:tc>
+        <w:tc>
+          <w:tcPr>
+            <w:tcW w:w="2160" w:type="dxa"/>
+          </w:tcPr>
+          <w:p>
+            <w:proofErr w:type="spellStart"/>
+            <w:r>
+              <w:rPr>
+                <w:b/>
+                <w:sz w:val="22"/>
+              </w:rPr>
+              <w:t>Аргументы</w:t>
+            </w:r>
+            <w:proofErr w:type="spellEnd"/>
+            <w:r>
+              <w:rPr>
+                <w:b/>
+                <w:sz w:val="22"/>
+              </w:rPr>
+              <w:t xml:space="preserve"> (</w:t>
+            </w:r>
+            <w:proofErr w:type="spellStart"/>
+            <w:r>
+              <w:rPr>
+                <w:b/>
+                <w:sz w:val="22"/>
+              </w:rPr>
+              <w:t>имя</w:t>
+            </w:r>
+            <w:proofErr w:type="spellEnd"/>
+            <w:r>
+              <w:rPr>
+                <w:b/>
+                <w:sz w:val="22"/>
+              </w:rPr>
+              <w:t xml:space="preserve">: </w:t>
+            </w:r>
+            <w:proofErr w:type="spellStart"/>
+            <w:r>
+              <w:rPr>
+                <w:b/>
+                <w:sz w:val="22"/>
+              </w:rPr>
+              <w:t>тип</w:t>
+            </w:r>
+            <w:proofErr w:type="spellEnd"/>
+            <w:r>
+              <w:rPr>
+                <w:b/>
+                <w:sz w:val="22"/>
+              </w:rPr>
+              <w:t>)</w:t>
+            </w:r>
+          </w:p>
+        </w:tc>
+        <w:tc>
+          <w:tcPr>
+            <w:tcW w:w="2160" w:type="dxa"/>
+          </w:tcPr>
+          <w:p>
+            <w:proofErr w:type="spellStart"/>
+            <w:r>
+              <w:rPr>
+                <w:b/>
+                <w:sz w:val="22"/>
+              </w:rPr>
+              <w:t>Возвращаемое</w:t>
+            </w:r>
+            <w:proofErr w:type="spellEnd"/>
+            <w:r>
+              <w:rPr>
+                <w:b/>
+                <w:sz w:val="22"/>
+              </w:rPr>
+              <w:t xml:space="preserve"> </w:t>
+            </w:r>
+            <w:proofErr w:type="spellStart"/>
+            <w:r>
+              <w:rPr>
+                <w:b/>
+                <w:sz w:val="22"/>
+              </w:rPr>
+              <w:t>значение</w:t>
+            </w:r>
+            <w:proofErr w:type="spellEnd"/>
+          </w:p>
+        </w:tc>
+        <w:tc>
+          <w:tcPr>
+            <w:tcW w:w="2160" w:type="dxa"/>
+          </w:tcPr>
+          <w:p>
+            <w:proofErr w:type="spellStart"/>
+            <w:r>
+              <w:rPr>
+                <w:b/>
+                <w:sz w:val="22"/>
+              </w:rPr>
+              <w:t>Назначение</w:t>
+            </w:r>
+            <w:proofErr w:type="spellEnd"/>
+          </w:p>
+        </w:tc>
+      </w:tr>
+      <w:tr>
+        <w:tc>
+          <w:tcPr>
+            <w:tcW w:w="2160" w:type="dxa"/>
+          </w:tcPr>
+          <w:p>
+            <w:proofErr w:type="spellStart"/>
+            <w:r>
+              <w:rPr>
+                <w:sz w:val="22"/>
+              </w:rPr>
+              <w:t>InputPositiveDouble</w:t>
+            </w:r>
+            <w:proofErr w:type="spellEnd"/>
+          </w:p>
+        </w:tc>
+        <w:tc>
+          <w:tcPr>
+            <w:tcW w:w="2160" w:type="dxa"/>
+          </w:tcPr>
+          <w:p>
+            <w:r>
+              <w:rPr>
+                <w:sz w:val="22"/>
+              </w:rPr>
+              <w:t>prompt: string</w:t>
+            </w:r>
+          </w:p>
+        </w:tc>
+        <w:tc>
+          <w:tcPr>
+            <w:tcW w:w="2160" w:type="dxa"/>
+          </w:tcPr>
+          <w:p>
+            <w:r>
+              <w:rPr>
+                <w:sz w:val="22"/>
+              </w:rPr>
+              <w:t>double</w:t>
+            </w:r>
+          </w:p>
+        </w:tc>
+        <w:tc>
+          <w:tcPr>
+            <w:tcW w:w="2160" w:type="dxa"/>
+          </w:tcPr>
+          <w:p>
+            <w:pPr>
+              <w:rPr>
+                <w:lang w:val="ru-RU"/>
+              </w:rPr>
+            </w:pPr>
+            <w:r>
+              <w:rPr>
+                <w:sz w:val="22"/>
+                <w:lang w:val="ru-RU"/>
+              </w:rPr>
+              <w:t>Ввод действительного числа &gt; 0 с повтором при ошибке</w:t>
+            </w:r>
+          </w:p>
+        </w:tc>
+      </w:tr>
+      <w:tr>
+        <w:tc>
+          <w:tcPr>
+            <w:tcW w:w="2160" w:type="dxa"/>
+          </w:tcPr>
+          <w:p>
+            <w:proofErr w:type="spellStart"/>
+            <w:r>
+              <w:rPr>
+                <w:sz w:val="22"/>
+              </w:rPr>
+              <w:t>InputIntInRange</w:t>
+            </w:r>
+            <w:proofErr w:type="spellEnd"/>
+          </w:p>
+        </w:tc>
+        <w:tc>
+          <w:tcPr>
+            <w:tcW w:w="2160" w:type="dxa"/>
+          </w:tcPr>
+          <w:p>
+            <w:r>
+              <w:rPr>
+                <w:sz w:val="22"/>
+              </w:rPr>
+              <w:t xml:space="preserve">prompt: string; min: </w:t>
+            </w:r>
+            <w:proofErr w:type="spellStart"/>
+            <w:r>
+              <w:rPr>
+                <w:sz w:val="22"/>
+              </w:rPr>
+              <w:t>int</w:t>
+            </w:r>
+            <w:proofErr w:type="spellEnd"/>
+            <w:r>
+              <w:rPr>
+                <w:sz w:val="22"/>
+              </w:rPr>
+              <w:t xml:space="preserve">; max: </w:t>
+            </w:r>
+            <w:proofErr w:type="spellStart"/>
+            <w:r>
+              <w:rPr>
+                <w:sz w:val="22"/>
+              </w:rPr>
+              <w:t>int</w:t>
+            </w:r>
+            <w:proofErr w:type="spellEnd"/>
+          </w:p>
+        </w:tc>
+        <w:tc>
+          <w:tcPr>
+            <w:tcW w:w="2160" w:type="dxa"/>
+          </w:tcPr>
+          <w:p>
+            <w:proofErr w:type="spellStart"/>
+            <w:r>
+              <w:rPr>
+                <w:sz w:val="22"/>
+              </w:rPr>
+              <w:t>int</w:t>
+            </w:r>
+            <w:proofErr w:type="spellEnd"/>
+          </w:p>
+        </w:tc>
+        <w:tc>
+          <w:tcPr>
+            <w:tcW w:w="2160" w:type="dxa"/>
+          </w:tcPr>
+          <w:p>
+            <w:pPr>
+              <w:rPr>
+                <w:lang w:val="ru-RU"/>
+              </w:rPr>
+            </w:pPr>
+            <w:r>
+              <w:rPr>
+                <w:sz w:val="22"/>
+                <w:lang w:val="ru-RU"/>
+              </w:rPr>
+              <w:t>Ввод целого числа в диапазоне [</w:t>
+            </w:r>
+            <w:r>
+              <w:rPr>
+                <w:sz w:val="22"/>
+              </w:rPr>
+              <w:t>min</w:t>
+            </w:r>
+            <w:r>
+              <w:rPr>
+                <w:sz w:val="22"/>
+                <w:lang w:val="ru-RU"/>
+              </w:rPr>
+              <w:t xml:space="preserve">; </w:t>
+            </w:r>
+            <w:r>
+              <w:rPr>
+                <w:sz w:val="22"/>
+              </w:rPr>
+              <w:t>max</w:t>
+            </w:r>
+            <w:r>
+              <w:rPr>
+                <w:sz w:val="22"/>
+                <w:lang w:val="ru-RU"/>
+              </w:rPr>
+              <w:t>]</w:t>
+            </w:r>
+          </w:p>
+        </w:tc>
+      </w:tr>
+      <w:tr>
+        <w:tc>
+          <w:tcPr>
+            <w:tcW w:w="2160" w:type="dxa"/>
+          </w:tcPr>
+          <w:p>
+            <w:proofErr w:type="spellStart"/>
+            <w:r>
+              <w:rPr>
+                <w:sz w:val="22"/>
+              </w:rPr>
+              <w:t>CalculateDailyNorm</w:t>
+            </w:r>
+            <w:proofErr w:type="spellEnd"/>
+          </w:p>
+        </w:tc>
+        <w:tc>
+          <w:tcPr>
+            <w:tcW w:w="2160" w:type="dxa"/>
+          </w:tcPr>
+          <w:p>
+            <w:r>
+              <w:rPr>
+                <w:sz w:val="22"/>
+              </w:rPr>
+              <w:t xml:space="preserve">weight: double; age: </w:t>
+            </w:r>
+            <w:proofErr w:type="spellStart"/>
+            <w:r>
+              <w:rPr>
+                <w:sz w:val="22"/>
+              </w:rPr>
+              <w:t>int</w:t>
+            </w:r>
+            <w:proofErr w:type="spellEnd"/>
+            <w:r>
+              <w:rPr>
+                <w:sz w:val="22"/>
+              </w:rPr>
+              <w:t xml:space="preserve">; activity: </w:t>
+            </w:r>
+            <w:proofErr w:type="spellStart"/>
+            <w:r>
+              <w:rPr>
+                <w:sz w:val="22"/>
+              </w:rPr>
+              <w:t>int</w:t>
+            </w:r>
+            <w:proofErr w:type="spellEnd"/>
+          </w:p>
+        </w:tc>
+        <w:tc>
+          <w:tcPr>
+            <w:tcW w:w="2160" w:type="dxa"/>
+          </w:tcPr>
+          <w:p>
+            <w:r>
+              <w:rPr>
+                <w:sz w:val="22"/>
+              </w:rPr>
+              <w:t>double</w:t>
+            </w:r>
+          </w:p>
+        </w:tc>
+        <w:tc>
+          <w:tcPr>
+            <w:tcW w:w="2160" w:type="dxa"/>
+          </w:tcPr>
+          <w:p>
+            <w:pPr>
+              <w:rPr>
+                <w:lang w:val="ru-RU"/>
+              </w:rPr>
+            </w:pPr>
+            <w:r>
+              <w:rPr>
+                <w:sz w:val="22"/>
+                <w:lang w:val="ru-RU"/>
+              </w:rPr>
+              <w:t>Расчёт суточной нормы корма в граммах</w:t>
+            </w:r>
+          </w:p>
+        </w:tc>
+      </w:tr>
+      <w:tr>
+        <w:tc>
+          <w:tcPr>
+            <w:tcW w:w="2160" w:type="dxa"/>
+          </w:tcPr>
+          <w:p>
+            <w:proofErr w:type="spellStart"/>
+            <w:r>
+              <w:rPr>
+                <w:sz w:val="22"/>
+              </w:rPr>
+              <w:t>PrintResult</w:t>
+            </w:r>
+            <w:proofErr w:type="spellEnd"/>
+          </w:p>
+        </w:tc>
+        <w:tc>
+          <w:tcPr>
+            <w:tcW w:w="2160" w:type="dxa"/>
+          </w:tcPr>
+          <w:p>
+            <w:r>
+              <w:rPr>
+                <w:sz w:val="22"/>
+              </w:rPr>
+              <w:t>norm: double</w:t>
+            </w:r>
+          </w:p>
+        </w:tc>
+        <w:tc>
+          <w:tcPr>
+            <w:tcW w:w="2160" w:type="dxa"/>
+          </w:tcPr>
+          <w:p>
+            <w:r>
+              <w:rPr>
+                <w:sz w:val="22"/>
+              </w:rPr>
+              <w:t>void</w:t>
+            </w:r>
+          </w:p>
+        </w:tc>
+        <w:tc>
+          <w:tcPr>
+            <w:tcW w:w="2160" w:type="dxa"/>
+          </w:tcPr>
+          <w:p>
+            <w:pPr>
+              <w:rPr>
+                <w:lang w:val="ru-RU"/>
+              </w:rPr>
+            </w:pPr>
+            <w:r>
+              <w:rPr>
+                <w:sz w:val="22"/>
+                <w:lang w:val="ru-RU"/>
+              </w:rPr>
+              <w:t>Вывод суточной нормы и одной порции (норма / 2)</w:t>
+            </w:r>
+          </w:p>
+        </w:tc>
+      </w:tr>
+      <w:tr>
+        <w:tc>
+          <w:tcPr>
+            <w:tcW w:w="2160" w:type="dxa"/>
+          </w:tcPr>
+          <w:p>
+            <w:r>
+              <w:rPr>
+                <w:sz w:val="22"/>
+              </w:rPr>
+              <w:t>Main</w:t>
+            </w:r>
+          </w:p>
+        </w:tc>
+        <w:tc>
+          <w:tcPr>
+            <w:tcW w:w="2160" w:type="dxa"/>
+          </w:tcPr>
+          <w:p>
+            <w:r>
+              <w:rPr>
+                <w:sz w:val="22"/>
+              </w:rPr>
+              <w:t>—</w:t>
+            </w:r>
+          </w:p>
+        </w:tc>
+        <w:tc>
+          <w:tcPr>
+            <w:tcW w:w="2160" w:type="dxa"/>
+          </w:tcPr>
+          <w:p>
+            <w:r>
+              <w:rPr>
+                <w:sz w:val="22"/>
+              </w:rPr>
+              <w:t>void</w:t>
+            </w:r>
+          </w:p>
+        </w:tc>
+        <w:tc>
+          <w:tcPr>
+            <w:tcW w:w="2160" w:type="dxa"/>
+          </w:tcPr>
+          <w:p>
+            <w:pPr>
+              <w:rPr>
+                <w:lang w:val="ru-RU"/>
+              </w:rPr>
+            </w:pPr>
+            <w:r>
+              <w:rPr>
+                <w:sz w:val="22"/>
+                <w:lang w:val="ru-RU"/>
+              </w:rPr>
+              <w:t xml:space="preserve">Организует ввод, </w:t>
+            </w:r>
+            <w:r>
+              <w:rPr>
+                <w:sz w:val="22"/>
+                <w:lang w:val="ru-RU"/>
+              </w:rPr>
+              <w:lastRenderedPageBreak/>
+              <w:t>расчёт и вывод</w:t>
+            </w:r>
+          </w:p>
+        </w:tc>
+      </w:tr>
+    </w:tbl>
+    <w:p>
+      <w:pPr>
+        <w:pStyle w:val="21"/>
+        <w:rPr>
+          <w:lang w:val="ru-RU"/>
+        </w:rPr>
+      </w:pPr>
+      <w:r>
+        <w:rPr>
+          <w:color w:val="000000"/>
+          <w:lang w:val="ru-RU"/>
+        </w:rPr>
+        <w:lastRenderedPageBreak/>
+        <w:t>Алгоритм подзадач</w:t>
+      </w:r>
+    </w:p>
+    <w:p>
+      <w:pPr>
+        <w:rPr>
+          <w:lang w:val="ru-RU"/>
+        </w:rPr>
+      </w:pPr>
+      <w:r>
+        <w:rPr>
+          <w:lang w:val="ru-RU"/>
+        </w:rPr>
+        <w:t>Алгоритм функций ввода (</w:t>
+      </w:r>
+      <w:proofErr w:type="spellStart"/>
+      <w:r>
+        <w:t>InputPositiveDouble</w:t>
+      </w:r>
+      <w:proofErr w:type="spellEnd"/>
+      <w:r>
+        <w:rPr>
+          <w:lang w:val="ru-RU"/>
+        </w:rPr>
+        <w:t xml:space="preserve">, </w:t>
+      </w:r>
+      <w:proofErr w:type="spellStart"/>
+      <w:r>
+        <w:t>InputNonNegativeDouble</w:t>
+      </w:r>
+      <w:proofErr w:type="spellEnd"/>
+      <w:r>
+        <w:rPr>
+          <w:lang w:val="ru-RU"/>
+        </w:rPr>
+        <w:t xml:space="preserve">, </w:t>
+      </w:r>
+      <w:proofErr w:type="spellStart"/>
+      <w:r>
+        <w:t>InputIntInRange</w:t>
+      </w:r>
+      <w:proofErr w:type="spellEnd"/>
+      <w:r>
+        <w:rPr>
+          <w:lang w:val="ru-RU"/>
+        </w:rPr>
+        <w:t xml:space="preserve">, </w:t>
+      </w:r>
+      <w:proofErr w:type="spellStart"/>
+      <w:r>
+        <w:t>InputNonNegativeInt</w:t>
+      </w:r>
+      <w:proofErr w:type="spellEnd"/>
+      <w:r>
+        <w:rPr>
+          <w:lang w:val="ru-RU"/>
+        </w:rPr>
+        <w:t>):</w:t>
+      </w:r>
+    </w:p>
+    <w:p>
+      <w:pPr>
+        <w:pStyle w:val="a"/>
+        <w:rPr>
+          <w:lang w:val="ru-RU"/>
+        </w:rPr>
+      </w:pPr>
+      <w:r>
+        <w:rPr>
+          <w:lang w:val="ru-RU"/>
+        </w:rPr>
+        <w:t>Вывести приглашение к вводу (</w:t>
+      </w:r>
+      <w:r>
+        <w:t>prompt</w:t>
+      </w:r>
+      <w:r>
+        <w:rPr>
+          <w:lang w:val="ru-RU"/>
+        </w:rPr>
+        <w:t>).</w:t>
+      </w:r>
+    </w:p>
+    <w:p>
+      <w:pPr>
+        <w:pStyle w:val="a"/>
+        <w:rPr>
+          <w:lang w:val="ru-RU"/>
+        </w:rPr>
+      </w:pPr>
+      <w:r>
+        <w:rPr>
+          <w:lang w:val="ru-RU"/>
+        </w:rPr>
+        <w:t>Прочитать строку и попытаться преобразовать её в число (</w:t>
+      </w:r>
+      <w:proofErr w:type="spellStart"/>
+      <w:r>
+        <w:t>double</w:t>
+      </w:r>
+      <w:proofErr w:type="spellEnd"/>
+      <w:r>
+        <w:rPr>
+          <w:lang w:val="ru-RU"/>
+        </w:rPr>
+        <w:t>.</w:t>
+      </w:r>
+      <w:proofErr w:type="spellStart"/>
+      <w:r>
+        <w:t>TryParse</w:t>
+      </w:r>
+      <w:proofErr w:type="spellEnd"/>
+      <w:r>
+        <w:rPr>
+          <w:lang w:val="ru-RU"/>
+        </w:rPr>
+        <w:t xml:space="preserve"> / </w:t>
+      </w:r>
+      <w:proofErr w:type="spellStart"/>
+      <w:r>
+        <w:t>int</w:t>
+      </w:r>
+      <w:proofErr w:type="spellEnd"/>
+      <w:r>
+        <w:rPr>
+          <w:lang w:val="ru-RU"/>
+        </w:rPr>
+        <w:t>.</w:t>
+      </w:r>
+      <w:proofErr w:type="spellStart"/>
+      <w:r>
+        <w:t>TryParse</w:t>
+      </w:r>
+      <w:proofErr w:type="spellEnd"/>
+      <w:r>
+        <w:rPr>
+          <w:lang w:val="ru-RU"/>
+        </w:rPr>
+        <w:t>).</w:t>
+      </w:r>
+    </w:p>
+    <w:p>
+      <w:pPr>
+        <w:pStyle w:val="a"/>
+      </w:pPr>
+      <w:r>
+        <w:rPr>
+          <w:lang w:val="ru-RU"/>
+        </w:rPr>
+        <w:t xml:space="preserve">Если преобразование успешно и значение удовлетворяет ограничению </w:t>
+      </w:r>
+      <w:r>
+        <w:t xml:space="preserve">(&gt; 0, &gt;= 0 </w:t>
+      </w:r>
+      <w:proofErr w:type="spellStart"/>
+      <w:r>
+        <w:t>или</w:t>
+      </w:r>
+      <w:proofErr w:type="spellEnd"/>
+      <w:r>
+        <w:t xml:space="preserve"> </w:t>
+      </w:r>
+      <w:proofErr w:type="spellStart"/>
+      <w:r>
+        <w:t>диапазон</w:t>
+      </w:r>
+      <w:proofErr w:type="spellEnd"/>
+      <w:r>
+        <w:t xml:space="preserve"> [min; max]), </w:t>
+      </w:r>
+      <w:proofErr w:type="spellStart"/>
+      <w:r>
+        <w:t>вернуть</w:t>
+      </w:r>
+      <w:proofErr w:type="spellEnd"/>
+      <w:r>
+        <w:t xml:space="preserve"> </w:t>
+      </w:r>
+      <w:proofErr w:type="spellStart"/>
+      <w:r>
+        <w:t>значение</w:t>
+      </w:r>
+      <w:proofErr w:type="spellEnd"/>
+      <w:r>
+        <w:t>.</w:t>
+      </w:r>
+    </w:p>
+    <w:p>
+      <w:pPr>
+        <w:pStyle w:val="a"/>
+        <w:rPr>
+          <w:lang w:val="ru-RU"/>
+        </w:rPr>
+      </w:pPr>
+      <w:r>
+        <w:rPr>
+          <w:lang w:val="ru-RU"/>
+        </w:rPr>
+        <w:t>Иначе вывести сообщение об ошибке и повторить шаги 1–3.</w:t>
+      </w:r>
+    </w:p>
+    <w:p>
+      <w:proofErr w:type="spellStart"/>
+      <w:r>
+        <w:t>Алгоритм</w:t>
+      </w:r>
+      <w:proofErr w:type="spellEnd"/>
+      <w:r>
+        <w:t xml:space="preserve"> </w:t>
+      </w:r>
+      <w:proofErr w:type="spellStart"/>
+      <w:r>
+        <w:t>CalculateDailyNorm</w:t>
+      </w:r>
+      <w:proofErr w:type="spellEnd"/>
+      <w:r>
+        <w:t>:</w:t>
+      </w:r>
+    </w:p>
+    <w:p>
+      <w:pPr>
+        <w:pStyle w:val="a"/>
+        <w:rPr>
+          <w:lang w:val="ru-RU"/>
+        </w:rPr>
+      </w:pPr>
+      <w:r>
+        <w:rPr>
+          <w:lang w:val="ru-RU"/>
+        </w:rPr>
+        <w:t xml:space="preserve">Базовая норма: </w:t>
+      </w:r>
+      <w:r>
+        <w:t>weight</w:t>
+      </w:r>
+      <w:r>
+        <w:rPr>
+          <w:lang w:val="ru-RU"/>
+        </w:rPr>
+        <w:t xml:space="preserve">·55 г при </w:t>
+      </w:r>
+      <w:r>
+        <w:t>age</w:t>
+      </w:r>
+      <w:r>
+        <w:rPr>
+          <w:lang w:val="ru-RU"/>
+        </w:rPr>
+        <w:t xml:space="preserve"> == 1 (щенок), </w:t>
+      </w:r>
+      <w:r>
+        <w:t>weight</w:t>
+      </w:r>
+      <w:r>
+        <w:rPr>
+          <w:lang w:val="ru-RU"/>
+        </w:rPr>
+        <w:t xml:space="preserve">·30 г при </w:t>
+      </w:r>
+      <w:r>
+        <w:t>age</w:t>
+      </w:r>
+      <w:r>
+        <w:rPr>
+          <w:lang w:val="ru-RU"/>
+        </w:rPr>
+        <w:t xml:space="preserve"> == 2 (взрослая).</w:t>
+      </w:r>
+    </w:p>
+    <w:p>
+      <w:pPr>
+        <w:pStyle w:val="a"/>
+        <w:rPr>
+          <w:lang w:val="ru-RU"/>
+        </w:rPr>
+      </w:pPr>
+      <w:r>
+        <w:rPr>
+          <w:lang w:val="ru-RU"/>
+        </w:rPr>
+        <w:t xml:space="preserve">Корректировка по активности: </w:t>
+      </w:r>
+      <w:r>
+        <w:t>activity</w:t>
+      </w:r>
+      <w:r>
+        <w:rPr>
+          <w:lang w:val="ru-RU"/>
+        </w:rPr>
+        <w:t xml:space="preserve"> == 1 → норма·0,9 (−10%); </w:t>
+      </w:r>
+      <w:r>
+        <w:t>activity</w:t>
+      </w:r>
+      <w:r>
+        <w:rPr>
+          <w:lang w:val="ru-RU"/>
+        </w:rPr>
+        <w:t xml:space="preserve"> == 2 → без изменений; </w:t>
+      </w:r>
+      <w:r>
+        <w:t>activity</w:t>
+      </w:r>
+      <w:r>
+        <w:rPr>
+          <w:lang w:val="ru-RU"/>
+        </w:rPr>
+        <w:t xml:space="preserve"> == 3 → норма·1,2 (+20%).</w:t>
+      </w:r>
+    </w:p>
+    <w:p>
+      <w:pPr>
+        <w:pStyle w:val="a"/>
+        <w:rPr>
+          <w:lang w:val="ru-RU"/>
+        </w:rPr>
+      </w:pPr>
+      <w:r>
+        <w:rPr>
+          <w:lang w:val="ru-RU"/>
+        </w:rPr>
+        <w:t>Округлить результат до 2 знаков и вернуть.</w:t>
+      </w:r>
+    </w:p>
+    <w:p>
+      <w:pPr>
+        <w:rPr>
+          <w:lang w:val="ru-RU"/>
+        </w:rPr>
+      </w:pPr>
+      <w:r>
+        <w:rPr>
+          <w:lang w:val="ru-RU"/>
+        </w:rPr>
+        <w:t xml:space="preserve">Алгоритм </w:t>
+      </w:r>
+      <w:proofErr w:type="spellStart"/>
+      <w:r>
+        <w:t>PrintResult</w:t>
+      </w:r>
+      <w:proofErr w:type="spellEnd"/>
+      <w:r>
+        <w:rPr>
+          <w:lang w:val="ru-RU"/>
+        </w:rPr>
+        <w:t>: вывести суточную норму и половину нормы как размер одной порции при двух кормлениях в день.</w:t>
+      </w:r>
+    </w:p>
+    <w:p>
+      <w:pPr>
+        <w:rPr>
+          <w:lang w:val="ru-RU"/>
+        </w:rPr>
+      </w:pPr>
     </w:p>
     <w:sectPr>
       <w:pgSz w:w="12240" w:h="15840"/>
@@ -1179,7 +2261,7 @@
 </file>
 
 <file path=word/numbering.xml><?xml version="1.0" encoding="utf-8"?>
-<w:numbering xmlns:wpc="http://schemas.microsoft.com/office/word/2010/wordprocessingCanvas" xmlns:cx="http://schemas.microsoft.com/office/drawing/2014/chartex" xmlns:cx1="http://schemas.microsoft.com/office/drawing/2015/9/8/chartex" xmlns:cx2="http://schemas.microsoft.com/office/drawing/2015/10/21/chartex" xmlns:cx3="http://schemas.microsoft.com/office/drawing/2016/5/9/chartex" xmlns:cx4="http://schemas.microsoft.com/office/drawing/2016/5/10/chartex" xmlns:cx5="http://schemas.microsoft.com/office/drawing/2016/5/11/chartex" xmlns:cx6="http://schemas.microsoft.com/office/drawing/2016/5/12/chartex" xmlns:cx7="http://schemas.microsoft.com/office/drawing/2016/5/13/chartex" xmlns:cx8="http://schemas.microsoft.com/office/drawing/2016/5/14/chartex" xmlns:mc="http://schemas.openxmlformats.org/markup-compatibility/2006" xmlns:aink="http://schemas.microsoft.com/office/drawing/2016/ink" xmlns:am3d="http://schemas.microsoft.com/office/drawing/2017/model3d" xmlns:o="urn:schemas-microsoft-com:office:office" xmlns:oel="http://schemas.microsoft.com/office/2019/extlst" xmlns:r="http://schemas.openxmlformats.org/officeDocument/2006/relationships" xmlns:m="http://schemas.openxmlformats.org/officeDocument/2006/math" xmlns:v="urn:schemas-microsoft-com:vml" xmlns:wp14="http://schemas.microsoft.com/office/word/2010/wordprocessingDrawing" xmlns:wp="http://schemas.openxmlformats.org/drawingml/2006/wordprocessingDrawing" xmlns:w10="urn:schemas-microsoft-com:office:word" xmlns:w="http://schemas.openxmlformats.org/wordprocessingml/2006/main" xmlns:w14="http://schemas.microsoft.com/office/word/2010/wordml" xmlns:w15="http://schemas.microsoft.com/office/word/2012/wordml" xmlns:w16cex="http://schemas.microsoft.com/office/word/2018/wordml/cex" xmlns:w16cid="http://schemas.microsoft.com/office/word/2016/wordml/cid" xmlns:w16="http://schemas.microsoft.com/office/word/2018/wordml" xmlns:w16du="http://schemas.microsoft.com/office/word/2023/wordml/word16du" xmlns:w16sdtdh="http://schemas.microsoft.com/office/word/2020/wordml/sdtdatahash" xmlns:w16sdtfl="http://schemas.microsoft.com/office/word/2024/wordml/sdtformatlock" xmlns:w16se="http://schemas.microsoft.com/office/word/2015/wordml/symex" xmlns:wpg="http://schemas.microsoft.com/office/word/2010/wordprocessingGroup" xmlns:wpi="http://schemas.microsoft.com/office/word/2010/wordprocessingInk" xmlns:wne="http://schemas.microsoft.com/office/word/2006/wordml" xmlns:wps="http://schemas.microsoft.com/office/word/2010/wordprocessingShape" mc:Ignorable="w14 w15 w16se w16cid w16 w16cex w16sdtdh w16sdtfl w16du wp14">
+<w:numbering xmlns:wpc="http://schemas.microsoft.com/office/word/2010/wordprocessingCanvas" xmlns:cx="http://schemas.microsoft.com/office/drawing/2014/chartex" xmlns:cx1="http://schemas.microsoft.com/office/drawing/2015/9/8/chartex" xmlns:mc="http://schemas.openxmlformats.org/markup-compatibility/2006" xmlns:o="urn:schemas-microsoft-com:office:office" xmlns:r="http://schemas.openxmlformats.org/officeDocument/2006/relationships" xmlns:m="http://schemas.openxmlformats.org/officeDocument/2006/math" xmlns:v="urn:schemas-microsoft-com:vml" xmlns:wp14="http://schemas.microsoft.com/office/word/2010/wordprocessingDrawing" xmlns:wp="http://schemas.openxmlformats.org/drawingml/2006/wordprocessingDrawing" xmlns:w10="urn:schemas-microsoft-com:office:word" xmlns:w="http://schemas.openxmlformats.org/wordprocessingml/2006/main" xmlns:w14="http://schemas.microsoft.com/office/word/2010/wordml" xmlns:w15="http://schemas.microsoft.com/office/word/2012/wordml" xmlns:w16se="http://schemas.microsoft.com/office/word/2015/wordml/symex" xmlns:wpg="http://schemas.microsoft.com/office/word/2010/wordprocessingGroup" xmlns:wpi="http://schemas.microsoft.com/office/word/2010/wordprocessingInk" xmlns:wne="http://schemas.microsoft.com/office/word/2006/wordml" xmlns:wps="http://schemas.microsoft.com/office/word/2010/wordprocessingShape" mc:Ignorable="w14 w15 w16se wp14">
   <w:abstractNum w:abstractNumId="0" w15:restartNumberingAfterBreak="0">
     <w:nsid w:val="FFFFFF7C"/>
     <w:multiLevelType w:val="singleLevel"/>
@@ -1351,38 +2433,38 @@
       </w:rPr>
     </w:lvl>
   </w:abstractNum>
-  <w:num w:numId="1" w16cid:durableId="1539271441">
+  <w:num w:numId="1">
     <w:abstractNumId w:val="8"/>
   </w:num>
-  <w:num w:numId="2" w16cid:durableId="1011950668">
+  <w:num w:numId="2">
     <w:abstractNumId w:val="6"/>
   </w:num>
-  <w:num w:numId="3" w16cid:durableId="1900506953">
+  <w:num w:numId="3">
     <w:abstractNumId w:val="5"/>
   </w:num>
-  <w:num w:numId="4" w16cid:durableId="281352687">
+  <w:num w:numId="4">
     <w:abstractNumId w:val="4"/>
   </w:num>
-  <w:num w:numId="5" w16cid:durableId="876115407">
+  <w:num w:numId="5">
     <w:abstractNumId w:val="7"/>
   </w:num>
-  <w:num w:numId="6" w16cid:durableId="435447504">
+  <w:num w:numId="6">
     <w:abstractNumId w:val="3"/>
   </w:num>
-  <w:num w:numId="7" w16cid:durableId="1638685567">
+  <w:num w:numId="7">
     <w:abstractNumId w:val="2"/>
   </w:num>
-  <w:num w:numId="8" w16cid:durableId="1726031142">
+  <w:num w:numId="8">
     <w:abstractNumId w:val="1"/>
   </w:num>
-  <w:num w:numId="9" w16cid:durableId="159388092">
+  <w:num w:numId="9">
     <w:abstractNumId w:val="0"/>
   </w:num>
 </w:numbering>
 </file>
 
 <file path=word/styles.xml><?xml version="1.0" encoding="utf-8"?>
-<w:styles xmlns:mc="http://schemas.openxmlformats.org/markup-compatibility/2006" xmlns:r="http://schemas.openxmlformats.org/officeDocument/2006/relationships" xmlns:w="http://schemas.openxmlformats.org/wordprocessingml/2006/main" xmlns:w14="http://schemas.microsoft.com/office/word/2010/wordml" xmlns:w15="http://schemas.microsoft.com/office/word/2012/wordml" xmlns:w16cex="http://schemas.microsoft.com/office/word/2018/wordml/cex" xmlns:w16cid="http://schemas.microsoft.com/office/word/2016/wordml/cid" xmlns:w16="http://schemas.microsoft.com/office/word/2018/wordml" xmlns:w16du="http://schemas.microsoft.com/office/word/2023/wordml/word16du" xmlns:w16sdtdh="http://schemas.microsoft.com/office/word/2020/wordml/sdtdatahash" xmlns:w16sdtfl="http://schemas.microsoft.com/office/word/2024/wordml/sdtformatlock" xmlns:w16se="http://schemas.microsoft.com/office/word/2015/wordml/symex" mc:Ignorable="w14 w15 w16se w16cid w16 w16cex w16sdtdh w16sdtfl w16du">
+<w:styles xmlns:mc="http://schemas.openxmlformats.org/markup-compatibility/2006" xmlns:r="http://schemas.openxmlformats.org/officeDocument/2006/relationships" xmlns:w="http://schemas.openxmlformats.org/wordprocessingml/2006/main" xmlns:w14="http://schemas.microsoft.com/office/word/2010/wordml" xmlns:w15="http://schemas.microsoft.com/office/word/2012/wordml" xmlns:w16se="http://schemas.microsoft.com/office/word/2015/wordml/symex" mc:Ignorable="w14 w15 w16se">
   <w:docDefaults>
     <w:rPrDefault>
       <w:rPr>
@@ -1398,7 +2480,7 @@
       </w:pPr>
     </w:pPrDefault>
   </w:docDefaults>
-  <w:latentStyles w:defLockedState="0" w:defUIPriority="99" w:defSemiHidden="0" w:defUnhideWhenUsed="0" w:defQFormat="0" w:count="376">
+  <w:latentStyles w:defLockedState="0" w:defUIPriority="99" w:defSemiHidden="0" w:defUnhideWhenUsed="0" w:defQFormat="0" w:count="371">
     <w:lsdException w:name="Normal" w:uiPriority="0" w:qFormat="1"/>
     <w:lsdException w:name="heading 1" w:uiPriority="9" w:qFormat="1"/>
     <w:lsdException w:name="heading 2" w:semiHidden="1" w:uiPriority="9" w:unhideWhenUsed="1" w:qFormat="1"/>
@@ -1761,11 +2843,6 @@
     <w:lsdException w:name="List Table 5 Dark Accent 6" w:uiPriority="50"/>
     <w:lsdException w:name="List Table 6 Colorful Accent 6" w:uiPriority="51"/>
     <w:lsdException w:name="List Table 7 Colorful Accent 6" w:uiPriority="52"/>
-    <w:lsdException w:name="Mention" w:semiHidden="1" w:unhideWhenUsed="1"/>
-    <w:lsdException w:name="Smart Hyperlink" w:semiHidden="1" w:unhideWhenUsed="1"/>
-    <w:lsdException w:name="Hashtag" w:semiHidden="1" w:unhideWhenUsed="1"/>
-    <w:lsdException w:name="Unresolved Mention" w:semiHidden="1" w:unhideWhenUsed="1"/>
-    <w:lsdException w:name="Smart Link" w:semiHidden="1" w:unhideWhenUsed="1"/>
   </w:latentStyles>
   <w:style w:type="paragraph" w:default="1" w:styleId="a1">
     <w:name w:val="Normal"/>
@@ -13092,7 +14169,7 @@
 </file>
 
 <file path=customXml/itemProps1.xml><?xml version="1.0" encoding="utf-8"?>
-<ds:datastoreItem xmlns:ds="http://schemas.openxmlformats.org/officeDocument/2006/customXml" ds:itemID="{EF278816-EC6F-A645-907D-7F25AECB1D4A}">
+<ds:datastoreItem xmlns:ds="http://schemas.openxmlformats.org/officeDocument/2006/customXml" ds:itemID="{22FAE346-62BD-45AE-8C1D-606B32452712}">
   <ds:schemaRefs>
     <ds:schemaRef ds:uri="http://schemas.openxmlformats.org/officeDocument/2006/bibliography"/>
   </ds:schemaRefs>

--- a/LR-1/Отчёт_Лаб1.docx
+++ b/LR-1/Отчёт_Лаб1.docx
@@ -1,6 +1,6 @@
 
 <file path=word/document.xml><?xml version="1.0" encoding="utf-8"?>
-<w:document xmlns:wpc="http://schemas.microsoft.com/office/word/2010/wordprocessingCanvas" xmlns:cx="http://schemas.microsoft.com/office/drawing/2014/chartex" xmlns:cx1="http://schemas.microsoft.com/office/drawing/2015/9/8/chartex" xmlns:mc="http://schemas.openxmlformats.org/markup-compatibility/2006" xmlns:o="urn:schemas-microsoft-com:office:office" xmlns:r="http://schemas.openxmlformats.org/officeDocument/2006/relationships" xmlns:m="http://schemas.openxmlformats.org/officeDocument/2006/math" xmlns:v="urn:schemas-microsoft-com:vml" xmlns:wp14="http://schemas.microsoft.com/office/word/2010/wordprocessingDrawing" xmlns:wp="http://schemas.openxmlformats.org/drawingml/2006/wordprocessingDrawing" xmlns:w10="urn:schemas-microsoft-com:office:word" xmlns:w="http://schemas.openxmlformats.org/wordprocessingml/2006/main" xmlns:w14="http://schemas.microsoft.com/office/word/2010/wordml" xmlns:w15="http://schemas.microsoft.com/office/word/2012/wordml" xmlns:w16se="http://schemas.microsoft.com/office/word/2015/wordml/symex" xmlns:wpg="http://schemas.microsoft.com/office/word/2010/wordprocessingGroup" xmlns:wpi="http://schemas.microsoft.com/office/word/2010/wordprocessingInk" xmlns:wne="http://schemas.microsoft.com/office/word/2006/wordml" xmlns:wps="http://schemas.microsoft.com/office/word/2010/wordprocessingShape" mc:Ignorable="w14 w15 w16se wp14">
+<w:document xmlns:wpc="http://schemas.microsoft.com/office/word/2010/wordprocessingCanvas" xmlns:cx="http://schemas.microsoft.com/office/drawing/2014/chartex" xmlns:cx1="http://schemas.microsoft.com/office/drawing/2015/9/8/chartex" xmlns:cx2="http://schemas.microsoft.com/office/drawing/2015/10/21/chartex" xmlns:cx3="http://schemas.microsoft.com/office/drawing/2016/5/9/chartex" xmlns:cx4="http://schemas.microsoft.com/office/drawing/2016/5/10/chartex" xmlns:cx5="http://schemas.microsoft.com/office/drawing/2016/5/11/chartex" xmlns:cx6="http://schemas.microsoft.com/office/drawing/2016/5/12/chartex" xmlns:cx7="http://schemas.microsoft.com/office/drawing/2016/5/13/chartex" xmlns:cx8="http://schemas.microsoft.com/office/drawing/2016/5/14/chartex" xmlns:mc="http://schemas.openxmlformats.org/markup-compatibility/2006" xmlns:aink="http://schemas.microsoft.com/office/drawing/2016/ink" xmlns:am3d="http://schemas.microsoft.com/office/drawing/2017/model3d" xmlns:o="urn:schemas-microsoft-com:office:office" xmlns:oel="http://schemas.microsoft.com/office/2019/extlst" xmlns:r="http://schemas.openxmlformats.org/officeDocument/2006/relationships" xmlns:m="http://schemas.openxmlformats.org/officeDocument/2006/math" xmlns:v="urn:schemas-microsoft-com:vml" xmlns:wp14="http://schemas.microsoft.com/office/word/2010/wordprocessingDrawing" xmlns:wp="http://schemas.openxmlformats.org/drawingml/2006/wordprocessingDrawing" xmlns:w10="urn:schemas-microsoft-com:office:word" xmlns:w="http://schemas.openxmlformats.org/wordprocessingml/2006/main" xmlns:w14="http://schemas.microsoft.com/office/word/2010/wordml" xmlns:w15="http://schemas.microsoft.com/office/word/2012/wordml" xmlns:w16cex="http://schemas.microsoft.com/office/word/2018/wordml/cex" xmlns:w16cid="http://schemas.microsoft.com/office/word/2016/wordml/cid" xmlns:w16="http://schemas.microsoft.com/office/word/2018/wordml" xmlns:w16du="http://schemas.microsoft.com/office/word/2023/wordml/word16du" xmlns:w16sdtdh="http://schemas.microsoft.com/office/word/2020/wordml/sdtdatahash" xmlns:w16sdtfl="http://schemas.microsoft.com/office/word/2024/wordml/sdtformatlock" xmlns:w16se="http://schemas.microsoft.com/office/word/2015/wordml/symex" xmlns:wpg="http://schemas.microsoft.com/office/word/2010/wordprocessingGroup" xmlns:wpi="http://schemas.microsoft.com/office/word/2010/wordprocessingInk" xmlns:wne="http://schemas.microsoft.com/office/word/2006/wordml" xmlns:wps="http://schemas.microsoft.com/office/word/2010/wordprocessingShape" mc:Ignorable="w14 w15 w16se w16cid w16 w16cex w16sdtdh w16sdtfl w16du wp14">
   <w:body>
     <w:p>
       <w:pPr>
@@ -51,17 +51,57 @@
     <w:p>
       <w:pPr>
         <w:pStyle w:val="21"/>
-        <w:rPr>
-          <w:lang w:val="ru-RU"/>
-        </w:rPr>
       </w:pPr>
+      <w:proofErr w:type="spellStart"/>
       <w:r>
         <w:rPr>
           <w:color w:val="000000"/>
-          <w:lang w:val="ru-RU"/>
         </w:rPr>
-        <w:t>Разбиение задачи на подзадачи</w:t>
+        <w:t>Разбиение</w:t>
       </w:r>
+      <w:proofErr w:type="spellEnd"/>
+      <w:r>
+        <w:rPr>
+          <w:color w:val="000000"/>
+        </w:rPr>
+        <w:t xml:space="preserve"> </w:t>
+      </w:r>
+      <w:proofErr w:type="spellStart"/>
+      <w:r>
+        <w:rPr>
+          <w:color w:val="000000"/>
+        </w:rPr>
+        <w:t>задачи</w:t>
+      </w:r>
+      <w:proofErr w:type="spellEnd"/>
+      <w:r>
+        <w:rPr>
+          <w:color w:val="000000"/>
+        </w:rPr>
+        <w:t xml:space="preserve"> </w:t>
+      </w:r>
+      <w:proofErr w:type="spellStart"/>
+      <w:r>
+        <w:rPr>
+          <w:color w:val="000000"/>
+        </w:rPr>
+        <w:t>на</w:t>
+      </w:r>
+      <w:proofErr w:type="spellEnd"/>
+      <w:r>
+        <w:rPr>
+          <w:color w:val="000000"/>
+        </w:rPr>
+        <w:t xml:space="preserve"> </w:t>
+      </w:r>
+      <w:proofErr w:type="spellStart"/>
+      <w:r>
+        <w:rPr>
+          <w:color w:val="000000"/>
+        </w:rPr>
+        <w:t>подзадачи</w:t>
+      </w:r>
+      <w:proofErr w:type="spellEnd"/>
     </w:p>
     <w:p>
       <w:pPr>
@@ -717,11 +757,6 @@
       </w:r>
     </w:p>
     <w:p>
-      <w:pPr>
-        <w:rPr>
-          <w:lang w:val="ru-RU"/>
-        </w:rPr>
-      </w:pPr>
       <w:r>
         <w:rPr>
           <w:lang w:val="ru-RU"/>
@@ -729,9 +764,6 @@
         <w:t>Алгоритм</w:t>
       </w:r>
       <w:r>
-        <w:rPr>
-          <w:lang w:val="ru-RU"/>
-        </w:rPr>
         <w:t xml:space="preserve"> </w:t>
       </w:r>
       <w:r>
@@ -741,9 +773,6 @@
         <w:t>функций</w:t>
       </w:r>
       <w:r>
-        <w:rPr>
-          <w:lang w:val="ru-RU"/>
-        </w:rPr>
         <w:t xml:space="preserve"> </w:t>
       </w:r>
       <w:r>
@@ -753,9 +782,6 @@
         <w:t>ввода</w:t>
       </w:r>
       <w:r>
-        <w:rPr>
-          <w:lang w:val="ru-RU"/>
-        </w:rPr>
         <w:t xml:space="preserve"> (</w:t>
       </w:r>
       <w:proofErr w:type="spellStart"/>
@@ -764,9 +790,6 @@
       </w:r>
       <w:proofErr w:type="spellEnd"/>
       <w:r>
-        <w:rPr>
-          <w:lang w:val="ru-RU"/>
-        </w:rPr>
         <w:t xml:space="preserve">, </w:t>
       </w:r>
       <w:proofErr w:type="spellStart"/>
@@ -775,9 +798,6 @@
       </w:r>
       <w:proofErr w:type="spellEnd"/>
       <w:r>
-        <w:rPr>
-          <w:lang w:val="ru-RU"/>
-        </w:rPr>
         <w:t xml:space="preserve">, </w:t>
       </w:r>
       <w:proofErr w:type="spellStart"/>
@@ -786,9 +806,6 @@
       </w:r>
       <w:proofErr w:type="spellEnd"/>
       <w:r>
-        <w:rPr>
-          <w:lang w:val="ru-RU"/>
-        </w:rPr>
         <w:t>):</w:t>
       </w:r>
     </w:p>
@@ -826,13 +843,7 @@
         <w:rPr>
           <w:lang w:val="ru-RU"/>
         </w:rPr>
-        <w:t xml:space="preserve">Прочитать строку и </w:t>
-      </w:r>
-      <w:r>
-        <w:rPr>
-          <w:lang w:val="ru-RU"/>
-        </w:rPr>
-        <w:t>попытаться преобразовать её в число (</w:t>
+        <w:t>Прочитать строку и попытаться преобразовать её в число (</w:t>
       </w:r>
       <w:proofErr w:type="gramStart"/>
       <w:r>
@@ -856,11 +867,10 @@
         </w:rPr>
         <w:t xml:space="preserve"> / </w:t>
       </w:r>
-      <w:proofErr w:type="spellStart"/>
+      <w:proofErr w:type="gramStart"/>
       <w:r>
         <w:t>int</w:t>
       </w:r>
-      <w:proofErr w:type="spellEnd"/>
       <w:r>
         <w:rPr>
           <w:lang w:val="ru-RU"/>
@@ -872,6 +882,7 @@
         <w:t>TryParse</w:t>
       </w:r>
       <w:proofErr w:type="spellEnd"/>
+      <w:proofErr w:type="gramEnd"/>
       <w:r>
         <w:rPr>
           <w:lang w:val="ru-RU"/>
@@ -930,10 +941,7 @@
       </w:r>
       <w:proofErr w:type="spellStart"/>
       <w:r>
-        <w:t>I</w:t>
-      </w:r>
-      <w:r>
-        <w:t>sPeakHour</w:t>
+        <w:t>IsPeakHour</w:t>
       </w:r>
       <w:proofErr w:type="spellEnd"/>
       <w:r>
@@ -1061,6 +1069,7 @@
         </w:rPr>
         <w:t xml:space="preserve"> − 3) при </w:t>
       </w:r>
+      <w:proofErr w:type="gramStart"/>
       <w:r>
         <w:t>distance</w:t>
       </w:r>
@@ -1068,7 +1077,14 @@
         <w:rPr>
           <w:lang w:val="ru-RU"/>
         </w:rPr>
-        <w:t xml:space="preserve"> &gt; 3 км.</w:t>
+        <w:t xml:space="preserve"> &gt;</w:t>
+      </w:r>
+      <w:proofErr w:type="gramEnd"/>
+      <w:r>
+        <w:rPr>
+          <w:lang w:val="ru-RU"/>
+        </w:rPr>
+        <w:t xml:space="preserve"> 3 км.</w:t>
       </w:r>
     </w:p>
     <w:p>
@@ -1152,1104 +1168,6 @@
         <w:t>: вывести «Стоимость доставки: … руб.» и «Итого к оплате: … руб.» (заказ + доставка).</w:t>
       </w:r>
     </w:p>
-    <w:p>
-      <w:pPr>
-        <w:pStyle w:val="1"/>
-        <w:rPr>
-          <w:lang w:val="ru-RU"/>
-        </w:rPr>
-      </w:pPr>
-      <w:r>
-        <w:rPr>
-          <w:color w:val="000000"/>
-          <w:lang w:val="ru-RU"/>
-        </w:rPr>
-        <w:t>Задача 2. Суточная норма корма для собаки</w:t>
-      </w:r>
-    </w:p>
-    <w:p>
-      <w:pPr>
-        <w:pStyle w:val="21"/>
-        <w:rPr>
-          <w:lang w:val="ru-RU"/>
-        </w:rPr>
-      </w:pPr>
-      <w:r>
-        <w:rPr>
-          <w:color w:val="000000"/>
-          <w:lang w:val="ru-RU"/>
-        </w:rPr>
-        <w:t>Разбиение задачи на подзадачи</w:t>
-      </w:r>
-      <w:bookmarkStart w:id="0" w:name="_GoBack"/>
-      <w:bookmarkEnd w:id="0"/>
-    </w:p>
-    <w:p>
-      <w:pPr>
-        <w:pStyle w:val="a"/>
-      </w:pPr>
-      <w:proofErr w:type="spellStart"/>
-      <w:r>
-        <w:t>Ввод</w:t>
-      </w:r>
-      <w:proofErr w:type="spellEnd"/>
-      <w:r>
-        <w:t xml:space="preserve"> </w:t>
-      </w:r>
-      <w:proofErr w:type="spellStart"/>
-      <w:r>
-        <w:t>веса</w:t>
-      </w:r>
-      <w:proofErr w:type="spellEnd"/>
-      <w:r>
-        <w:t xml:space="preserve"> </w:t>
-      </w:r>
-      <w:proofErr w:type="spellStart"/>
-      <w:r>
-        <w:t>собаки</w:t>
-      </w:r>
-      <w:proofErr w:type="spellEnd"/>
-      <w:r>
-        <w:t xml:space="preserve"> (&gt; 0) — </w:t>
-      </w:r>
-      <w:proofErr w:type="spellStart"/>
-      <w:r>
-        <w:t>InputPositiveDouble</w:t>
-      </w:r>
-      <w:proofErr w:type="spellEnd"/>
-      <w:r>
-        <w:t>.</w:t>
-      </w:r>
-    </w:p>
-    <w:p>
-      <w:pPr>
-        <w:pStyle w:val="a"/>
-        <w:rPr>
-          <w:lang w:val="ru-RU"/>
-        </w:rPr>
-      </w:pPr>
-      <w:r>
-        <w:rPr>
-          <w:lang w:val="ru-RU"/>
-        </w:rPr>
-        <w:t xml:space="preserve">Ввод возраста (1 — щенок, 2 — взрослая) — </w:t>
-      </w:r>
-      <w:proofErr w:type="spellStart"/>
-      <w:r>
-        <w:t>InputIntInRange</w:t>
-      </w:r>
-      <w:proofErr w:type="spellEnd"/>
-      <w:r>
-        <w:rPr>
-          <w:lang w:val="ru-RU"/>
-        </w:rPr>
-        <w:t>.</w:t>
-      </w:r>
-    </w:p>
-    <w:p>
-      <w:pPr>
-        <w:pStyle w:val="a"/>
-      </w:pPr>
-      <w:proofErr w:type="spellStart"/>
-      <w:r>
-        <w:t>Ввод</w:t>
-      </w:r>
-      <w:proofErr w:type="spellEnd"/>
-      <w:r>
-        <w:t xml:space="preserve"> </w:t>
-      </w:r>
-      <w:proofErr w:type="spellStart"/>
-      <w:r>
-        <w:t>уровня</w:t>
-      </w:r>
-      <w:proofErr w:type="spellEnd"/>
-      <w:r>
-        <w:t xml:space="preserve"> </w:t>
-      </w:r>
-      <w:proofErr w:type="spellStart"/>
-      <w:r>
-        <w:t>активности</w:t>
-      </w:r>
-      <w:proofErr w:type="spellEnd"/>
-      <w:r>
-        <w:t xml:space="preserve"> (1–3) — </w:t>
-      </w:r>
-      <w:proofErr w:type="spellStart"/>
-      <w:r>
-        <w:t>InputIntInRange</w:t>
-      </w:r>
-      <w:proofErr w:type="spellEnd"/>
-      <w:r>
-        <w:t>.</w:t>
-      </w:r>
-    </w:p>
-    <w:p>
-      <w:pPr>
-        <w:pStyle w:val="a"/>
-        <w:rPr>
-          <w:lang w:val="ru-RU"/>
-        </w:rPr>
-      </w:pPr>
-      <w:r>
-        <w:rPr>
-          <w:lang w:val="ru-RU"/>
-        </w:rPr>
-        <w:t xml:space="preserve">Расчёт суточной нормы корма — </w:t>
-      </w:r>
-      <w:proofErr w:type="spellStart"/>
-      <w:r>
-        <w:t>CalculateDailyNorm</w:t>
-      </w:r>
-      <w:proofErr w:type="spellEnd"/>
-      <w:r>
-        <w:rPr>
-          <w:lang w:val="ru-RU"/>
-        </w:rPr>
-        <w:t>.</w:t>
-      </w:r>
-    </w:p>
-    <w:p>
-      <w:pPr>
-        <w:pStyle w:val="a"/>
-        <w:rPr>
-          <w:lang w:val="ru-RU"/>
-        </w:rPr>
-      </w:pPr>
-      <w:r>
-        <w:rPr>
-          <w:lang w:val="ru-RU"/>
-        </w:rPr>
-        <w:t xml:space="preserve">Вывод нормы и размера порции — </w:t>
-      </w:r>
-      <w:proofErr w:type="spellStart"/>
-      <w:r>
-        <w:t>PrintResult</w:t>
-      </w:r>
-      <w:proofErr w:type="spellEnd"/>
-      <w:r>
-        <w:rPr>
-          <w:lang w:val="ru-RU"/>
-        </w:rPr>
-        <w:t>.</w:t>
-      </w:r>
-    </w:p>
-    <w:p>
-      <w:pPr>
-        <w:pStyle w:val="21"/>
-      </w:pPr>
-      <w:proofErr w:type="spellStart"/>
-      <w:r>
-        <w:rPr>
-          <w:color w:val="000000"/>
-        </w:rPr>
-        <w:t>Описание</w:t>
-      </w:r>
-      <w:proofErr w:type="spellEnd"/>
-      <w:r>
-        <w:rPr>
-          <w:color w:val="000000"/>
-        </w:rPr>
-        <w:t xml:space="preserve"> </w:t>
-      </w:r>
-      <w:proofErr w:type="spellStart"/>
-      <w:r>
-        <w:rPr>
-          <w:color w:val="000000"/>
-        </w:rPr>
-        <w:t>функций</w:t>
-      </w:r>
-      <w:proofErr w:type="spellEnd"/>
-    </w:p>
-    <w:tbl>
-      <w:tblPr>
-        <w:tblStyle w:val="aff0"/>
-        <w:tblW w:w="0" w:type="auto"/>
-        <w:tblLook w:val="04A0" w:firstRow="1" w:lastRow="0" w:firstColumn="1" w:lastColumn="0" w:noHBand="0" w:noVBand="1"/>
-      </w:tblPr>
-      <w:tblGrid>
-        <w:gridCol w:w="2160"/>
-        <w:gridCol w:w="2160"/>
-        <w:gridCol w:w="2160"/>
-        <w:gridCol w:w="2160"/>
-      </w:tblGrid>
-      <w:tr>
-        <w:tc>
-          <w:tcPr>
-            <w:tcW w:w="2160" w:type="dxa"/>
-          </w:tcPr>
-          <w:p>
-            <w:proofErr w:type="spellStart"/>
-            <w:r>
-              <w:rPr>
-                <w:b/>
-                <w:sz w:val="22"/>
-              </w:rPr>
-              <w:t>Функция</w:t>
-            </w:r>
-            <w:proofErr w:type="spellEnd"/>
-          </w:p>
-        </w:tc>
-        <w:tc>
-          <w:tcPr>
-            <w:tcW w:w="2160" w:type="dxa"/>
-          </w:tcPr>
-          <w:p>
-            <w:proofErr w:type="spellStart"/>
-            <w:r>
-              <w:rPr>
-                <w:b/>
-                <w:sz w:val="22"/>
-              </w:rPr>
-              <w:t>Аргументы</w:t>
-            </w:r>
-            <w:proofErr w:type="spellEnd"/>
-            <w:r>
-              <w:rPr>
-                <w:b/>
-                <w:sz w:val="22"/>
-              </w:rPr>
-              <w:t xml:space="preserve"> (</w:t>
-            </w:r>
-            <w:proofErr w:type="spellStart"/>
-            <w:r>
-              <w:rPr>
-                <w:b/>
-                <w:sz w:val="22"/>
-              </w:rPr>
-              <w:t>имя</w:t>
-            </w:r>
-            <w:proofErr w:type="spellEnd"/>
-            <w:r>
-              <w:rPr>
-                <w:b/>
-                <w:sz w:val="22"/>
-              </w:rPr>
-              <w:t xml:space="preserve">: </w:t>
-            </w:r>
-            <w:proofErr w:type="spellStart"/>
-            <w:r>
-              <w:rPr>
-                <w:b/>
-                <w:sz w:val="22"/>
-              </w:rPr>
-              <w:t>тип</w:t>
-            </w:r>
-            <w:proofErr w:type="spellEnd"/>
-            <w:r>
-              <w:rPr>
-                <w:b/>
-                <w:sz w:val="22"/>
-              </w:rPr>
-              <w:t>)</w:t>
-            </w:r>
-          </w:p>
-        </w:tc>
-        <w:tc>
-          <w:tcPr>
-            <w:tcW w:w="2160" w:type="dxa"/>
-          </w:tcPr>
-          <w:p>
-            <w:proofErr w:type="spellStart"/>
-            <w:r>
-              <w:rPr>
-                <w:b/>
-                <w:sz w:val="22"/>
-              </w:rPr>
-              <w:t>Возвращаемое</w:t>
-            </w:r>
-            <w:proofErr w:type="spellEnd"/>
-            <w:r>
-              <w:rPr>
-                <w:b/>
-                <w:sz w:val="22"/>
-              </w:rPr>
-              <w:t xml:space="preserve"> </w:t>
-            </w:r>
-            <w:proofErr w:type="spellStart"/>
-            <w:r>
-              <w:rPr>
-                <w:b/>
-                <w:sz w:val="22"/>
-              </w:rPr>
-              <w:t>значение</w:t>
-            </w:r>
-            <w:proofErr w:type="spellEnd"/>
-          </w:p>
-        </w:tc>
-        <w:tc>
-          <w:tcPr>
-            <w:tcW w:w="2160" w:type="dxa"/>
-          </w:tcPr>
-          <w:p>
-            <w:proofErr w:type="spellStart"/>
-            <w:r>
-              <w:rPr>
-                <w:b/>
-                <w:sz w:val="22"/>
-              </w:rPr>
-              <w:t>Назначение</w:t>
-            </w:r>
-            <w:proofErr w:type="spellEnd"/>
-          </w:p>
-        </w:tc>
-      </w:tr>
-      <w:tr>
-        <w:tc>
-          <w:tcPr>
-            <w:tcW w:w="2160" w:type="dxa"/>
-          </w:tcPr>
-          <w:p>
-            <w:proofErr w:type="spellStart"/>
-            <w:r>
-              <w:rPr>
-                <w:sz w:val="22"/>
-              </w:rPr>
-              <w:t>InputPositiveDouble</w:t>
-            </w:r>
-            <w:proofErr w:type="spellEnd"/>
-          </w:p>
-        </w:tc>
-        <w:tc>
-          <w:tcPr>
-            <w:tcW w:w="2160" w:type="dxa"/>
-          </w:tcPr>
-          <w:p>
-            <w:r>
-              <w:rPr>
-                <w:sz w:val="22"/>
-              </w:rPr>
-              <w:t>prompt: string</w:t>
-            </w:r>
-          </w:p>
-        </w:tc>
-        <w:tc>
-          <w:tcPr>
-            <w:tcW w:w="2160" w:type="dxa"/>
-          </w:tcPr>
-          <w:p>
-            <w:r>
-              <w:rPr>
-                <w:sz w:val="22"/>
-              </w:rPr>
-              <w:t>double</w:t>
-            </w:r>
-          </w:p>
-        </w:tc>
-        <w:tc>
-          <w:tcPr>
-            <w:tcW w:w="2160" w:type="dxa"/>
-          </w:tcPr>
-          <w:p>
-            <w:pPr>
-              <w:rPr>
-                <w:lang w:val="ru-RU"/>
-              </w:rPr>
-            </w:pPr>
-            <w:r>
-              <w:rPr>
-                <w:sz w:val="22"/>
-                <w:lang w:val="ru-RU"/>
-              </w:rPr>
-              <w:t>Ввод действительного числа &gt; 0 с повтором при ошибке</w:t>
-            </w:r>
-          </w:p>
-        </w:tc>
-      </w:tr>
-      <w:tr>
-        <w:tc>
-          <w:tcPr>
-            <w:tcW w:w="2160" w:type="dxa"/>
-          </w:tcPr>
-          <w:p>
-            <w:proofErr w:type="spellStart"/>
-            <w:r>
-              <w:rPr>
-                <w:sz w:val="22"/>
-              </w:rPr>
-              <w:t>InputIntInRange</w:t>
-            </w:r>
-            <w:proofErr w:type="spellEnd"/>
-          </w:p>
-        </w:tc>
-        <w:tc>
-          <w:tcPr>
-            <w:tcW w:w="2160" w:type="dxa"/>
-          </w:tcPr>
-          <w:p>
-            <w:r>
-              <w:rPr>
-                <w:sz w:val="22"/>
-              </w:rPr>
-              <w:t xml:space="preserve">prompt: string; min: </w:t>
-            </w:r>
-            <w:proofErr w:type="spellStart"/>
-            <w:r>
-              <w:rPr>
-                <w:sz w:val="22"/>
-              </w:rPr>
-              <w:t>int</w:t>
-            </w:r>
-            <w:proofErr w:type="spellEnd"/>
-            <w:r>
-              <w:rPr>
-                <w:sz w:val="22"/>
-              </w:rPr>
-              <w:t xml:space="preserve">; max: </w:t>
-            </w:r>
-            <w:proofErr w:type="spellStart"/>
-            <w:r>
-              <w:rPr>
-                <w:sz w:val="22"/>
-              </w:rPr>
-              <w:t>int</w:t>
-            </w:r>
-            <w:proofErr w:type="spellEnd"/>
-          </w:p>
-        </w:tc>
-        <w:tc>
-          <w:tcPr>
-            <w:tcW w:w="2160" w:type="dxa"/>
-          </w:tcPr>
-          <w:p>
-            <w:proofErr w:type="spellStart"/>
-            <w:r>
-              <w:rPr>
-                <w:sz w:val="22"/>
-              </w:rPr>
-              <w:t>int</w:t>
-            </w:r>
-            <w:proofErr w:type="spellEnd"/>
-          </w:p>
-        </w:tc>
-        <w:tc>
-          <w:tcPr>
-            <w:tcW w:w="2160" w:type="dxa"/>
-          </w:tcPr>
-          <w:p>
-            <w:pPr>
-              <w:rPr>
-                <w:lang w:val="ru-RU"/>
-              </w:rPr>
-            </w:pPr>
-            <w:r>
-              <w:rPr>
-                <w:sz w:val="22"/>
-                <w:lang w:val="ru-RU"/>
-              </w:rPr>
-              <w:t>Ввод целого числа в диапазоне [</w:t>
-            </w:r>
-            <w:r>
-              <w:rPr>
-                <w:sz w:val="22"/>
-              </w:rPr>
-              <w:t>min</w:t>
-            </w:r>
-            <w:r>
-              <w:rPr>
-                <w:sz w:val="22"/>
-                <w:lang w:val="ru-RU"/>
-              </w:rPr>
-              <w:t xml:space="preserve">; </w:t>
-            </w:r>
-            <w:r>
-              <w:rPr>
-                <w:sz w:val="22"/>
-              </w:rPr>
-              <w:t>max</w:t>
-            </w:r>
-            <w:r>
-              <w:rPr>
-                <w:sz w:val="22"/>
-                <w:lang w:val="ru-RU"/>
-              </w:rPr>
-              <w:t>]</w:t>
-            </w:r>
-          </w:p>
-        </w:tc>
-      </w:tr>
-      <w:tr>
-        <w:tc>
-          <w:tcPr>
-            <w:tcW w:w="2160" w:type="dxa"/>
-          </w:tcPr>
-          <w:p>
-            <w:proofErr w:type="spellStart"/>
-            <w:r>
-              <w:rPr>
-                <w:sz w:val="22"/>
-              </w:rPr>
-              <w:t>CalculateDailyNorm</w:t>
-            </w:r>
-            <w:proofErr w:type="spellEnd"/>
-          </w:p>
-        </w:tc>
-        <w:tc>
-          <w:tcPr>
-            <w:tcW w:w="2160" w:type="dxa"/>
-          </w:tcPr>
-          <w:p>
-            <w:r>
-              <w:rPr>
-                <w:sz w:val="22"/>
-              </w:rPr>
-              <w:t xml:space="preserve">weight: double; age: </w:t>
-            </w:r>
-            <w:proofErr w:type="spellStart"/>
-            <w:r>
-              <w:rPr>
-                <w:sz w:val="22"/>
-              </w:rPr>
-              <w:t>int</w:t>
-            </w:r>
-            <w:proofErr w:type="spellEnd"/>
-            <w:r>
-              <w:rPr>
-                <w:sz w:val="22"/>
-              </w:rPr>
-              <w:t xml:space="preserve">; activity: </w:t>
-            </w:r>
-            <w:proofErr w:type="spellStart"/>
-            <w:r>
-              <w:rPr>
-                <w:sz w:val="22"/>
-              </w:rPr>
-              <w:t>int</w:t>
-            </w:r>
-            <w:proofErr w:type="spellEnd"/>
-          </w:p>
-        </w:tc>
-        <w:tc>
-          <w:tcPr>
-            <w:tcW w:w="2160" w:type="dxa"/>
-          </w:tcPr>
-          <w:p>
-            <w:r>
-              <w:rPr>
-                <w:sz w:val="22"/>
-              </w:rPr>
-              <w:t>double</w:t>
-            </w:r>
-          </w:p>
-        </w:tc>
-        <w:tc>
-          <w:tcPr>
-            <w:tcW w:w="2160" w:type="dxa"/>
-          </w:tcPr>
-          <w:p>
-            <w:pPr>
-              <w:rPr>
-                <w:lang w:val="ru-RU"/>
-              </w:rPr>
-            </w:pPr>
-            <w:r>
-              <w:rPr>
-                <w:sz w:val="22"/>
-                <w:lang w:val="ru-RU"/>
-              </w:rPr>
-              <w:t>Расчёт суточной нормы корма в граммах</w:t>
-            </w:r>
-          </w:p>
-        </w:tc>
-      </w:tr>
-      <w:tr>
-        <w:tc>
-          <w:tcPr>
-            <w:tcW w:w="2160" w:type="dxa"/>
-          </w:tcPr>
-          <w:p>
-            <w:proofErr w:type="spellStart"/>
-            <w:r>
-              <w:rPr>
-                <w:sz w:val="22"/>
-              </w:rPr>
-              <w:t>PrintResult</w:t>
-            </w:r>
-            <w:proofErr w:type="spellEnd"/>
-          </w:p>
-        </w:tc>
-        <w:tc>
-          <w:tcPr>
-            <w:tcW w:w="2160" w:type="dxa"/>
-          </w:tcPr>
-          <w:p>
-            <w:r>
-              <w:rPr>
-                <w:sz w:val="22"/>
-              </w:rPr>
-              <w:t>norm: double</w:t>
-            </w:r>
-          </w:p>
-        </w:tc>
-        <w:tc>
-          <w:tcPr>
-            <w:tcW w:w="2160" w:type="dxa"/>
-          </w:tcPr>
-          <w:p>
-            <w:r>
-              <w:rPr>
-                <w:sz w:val="22"/>
-              </w:rPr>
-              <w:t>void</w:t>
-            </w:r>
-          </w:p>
-        </w:tc>
-        <w:tc>
-          <w:tcPr>
-            <w:tcW w:w="2160" w:type="dxa"/>
-          </w:tcPr>
-          <w:p>
-            <w:pPr>
-              <w:rPr>
-                <w:lang w:val="ru-RU"/>
-              </w:rPr>
-            </w:pPr>
-            <w:r>
-              <w:rPr>
-                <w:sz w:val="22"/>
-                <w:lang w:val="ru-RU"/>
-              </w:rPr>
-              <w:t>Вывод суточной нормы и одной порции (норма / 2)</w:t>
-            </w:r>
-          </w:p>
-        </w:tc>
-      </w:tr>
-      <w:tr>
-        <w:tc>
-          <w:tcPr>
-            <w:tcW w:w="2160" w:type="dxa"/>
-          </w:tcPr>
-          <w:p>
-            <w:r>
-              <w:rPr>
-                <w:sz w:val="22"/>
-              </w:rPr>
-              <w:t>Main</w:t>
-            </w:r>
-          </w:p>
-        </w:tc>
-        <w:tc>
-          <w:tcPr>
-            <w:tcW w:w="2160" w:type="dxa"/>
-          </w:tcPr>
-          <w:p>
-            <w:r>
-              <w:rPr>
-                <w:sz w:val="22"/>
-              </w:rPr>
-              <w:t>—</w:t>
-            </w:r>
-          </w:p>
-        </w:tc>
-        <w:tc>
-          <w:tcPr>
-            <w:tcW w:w="2160" w:type="dxa"/>
-          </w:tcPr>
-          <w:p>
-            <w:r>
-              <w:rPr>
-                <w:sz w:val="22"/>
-              </w:rPr>
-              <w:t>void</w:t>
-            </w:r>
-          </w:p>
-        </w:tc>
-        <w:tc>
-          <w:tcPr>
-            <w:tcW w:w="2160" w:type="dxa"/>
-          </w:tcPr>
-          <w:p>
-            <w:pPr>
-              <w:rPr>
-                <w:lang w:val="ru-RU"/>
-              </w:rPr>
-            </w:pPr>
-            <w:r>
-              <w:rPr>
-                <w:sz w:val="22"/>
-                <w:lang w:val="ru-RU"/>
-              </w:rPr>
-              <w:t xml:space="preserve">Организует ввод, </w:t>
-            </w:r>
-            <w:r>
-              <w:rPr>
-                <w:sz w:val="22"/>
-                <w:lang w:val="ru-RU"/>
-              </w:rPr>
-              <w:lastRenderedPageBreak/>
-              <w:t>расчёт и вывод</w:t>
-            </w:r>
-          </w:p>
-        </w:tc>
-      </w:tr>
-    </w:tbl>
-    <w:p>
-      <w:pPr>
-        <w:pStyle w:val="21"/>
-        <w:rPr>
-          <w:lang w:val="ru-RU"/>
-        </w:rPr>
-      </w:pPr>
-      <w:r>
-        <w:rPr>
-          <w:color w:val="000000"/>
-          <w:lang w:val="ru-RU"/>
-        </w:rPr>
-        <w:lastRenderedPageBreak/>
-        <w:t>Алгоритм подзадач</w:t>
-      </w:r>
-    </w:p>
-    <w:p>
-      <w:pPr>
-        <w:rPr>
-          <w:lang w:val="ru-RU"/>
-        </w:rPr>
-      </w:pPr>
-      <w:r>
-        <w:rPr>
-          <w:lang w:val="ru-RU"/>
-        </w:rPr>
-        <w:t>Алгоритм функций ввода (</w:t>
-      </w:r>
-      <w:proofErr w:type="spellStart"/>
-      <w:r>
-        <w:t>InputPositiveDouble</w:t>
-      </w:r>
-      <w:proofErr w:type="spellEnd"/>
-      <w:r>
-        <w:rPr>
-          <w:lang w:val="ru-RU"/>
-        </w:rPr>
-        <w:t xml:space="preserve">, </w:t>
-      </w:r>
-      <w:proofErr w:type="spellStart"/>
-      <w:r>
-        <w:t>InputNonNegativeDouble</w:t>
-      </w:r>
-      <w:proofErr w:type="spellEnd"/>
-      <w:r>
-        <w:rPr>
-          <w:lang w:val="ru-RU"/>
-        </w:rPr>
-        <w:t xml:space="preserve">, </w:t>
-      </w:r>
-      <w:proofErr w:type="spellStart"/>
-      <w:r>
-        <w:t>InputIntInRange</w:t>
-      </w:r>
-      <w:proofErr w:type="spellEnd"/>
-      <w:r>
-        <w:rPr>
-          <w:lang w:val="ru-RU"/>
-        </w:rPr>
-        <w:t xml:space="preserve">, </w:t>
-      </w:r>
-      <w:proofErr w:type="spellStart"/>
-      <w:r>
-        <w:t>InputNonNegativeInt</w:t>
-      </w:r>
-      <w:proofErr w:type="spellEnd"/>
-      <w:r>
-        <w:rPr>
-          <w:lang w:val="ru-RU"/>
-        </w:rPr>
-        <w:t>):</w:t>
-      </w:r>
-    </w:p>
-    <w:p>
-      <w:pPr>
-        <w:pStyle w:val="a"/>
-        <w:rPr>
-          <w:lang w:val="ru-RU"/>
-        </w:rPr>
-      </w:pPr>
-      <w:r>
-        <w:rPr>
-          <w:lang w:val="ru-RU"/>
-        </w:rPr>
-        <w:t>Вывести приглашение к вводу (</w:t>
-      </w:r>
-      <w:r>
-        <w:t>prompt</w:t>
-      </w:r>
-      <w:r>
-        <w:rPr>
-          <w:lang w:val="ru-RU"/>
-        </w:rPr>
-        <w:t>).</w:t>
-      </w:r>
-    </w:p>
-    <w:p>
-      <w:pPr>
-        <w:pStyle w:val="a"/>
-        <w:rPr>
-          <w:lang w:val="ru-RU"/>
-        </w:rPr>
-      </w:pPr>
-      <w:r>
-        <w:rPr>
-          <w:lang w:val="ru-RU"/>
-        </w:rPr>
-        <w:t>Прочитать строку и попытаться преобразовать её в число (</w:t>
-      </w:r>
-      <w:proofErr w:type="spellStart"/>
-      <w:r>
-        <w:t>double</w:t>
-      </w:r>
-      <w:proofErr w:type="spellEnd"/>
-      <w:r>
-        <w:rPr>
-          <w:lang w:val="ru-RU"/>
-        </w:rPr>
-        <w:t>.</w:t>
-      </w:r>
-      <w:proofErr w:type="spellStart"/>
-      <w:r>
-        <w:t>TryParse</w:t>
-      </w:r>
-      <w:proofErr w:type="spellEnd"/>
-      <w:r>
-        <w:rPr>
-          <w:lang w:val="ru-RU"/>
-        </w:rPr>
-        <w:t xml:space="preserve"> / </w:t>
-      </w:r>
-      <w:proofErr w:type="spellStart"/>
-      <w:r>
-        <w:t>int</w:t>
-      </w:r>
-      <w:proofErr w:type="spellEnd"/>
-      <w:r>
-        <w:rPr>
-          <w:lang w:val="ru-RU"/>
-        </w:rPr>
-        <w:t>.</w:t>
-      </w:r>
-      <w:proofErr w:type="spellStart"/>
-      <w:r>
-        <w:t>TryParse</w:t>
-      </w:r>
-      <w:proofErr w:type="spellEnd"/>
-      <w:r>
-        <w:rPr>
-          <w:lang w:val="ru-RU"/>
-        </w:rPr>
-        <w:t>).</w:t>
-      </w:r>
-    </w:p>
-    <w:p>
-      <w:pPr>
-        <w:pStyle w:val="a"/>
-      </w:pPr>
-      <w:r>
-        <w:rPr>
-          <w:lang w:val="ru-RU"/>
-        </w:rPr>
-        <w:t xml:space="preserve">Если преобразование успешно и значение удовлетворяет ограничению </w:t>
-      </w:r>
-      <w:r>
-        <w:t xml:space="preserve">(&gt; 0, &gt;= 0 </w:t>
-      </w:r>
-      <w:proofErr w:type="spellStart"/>
-      <w:r>
-        <w:t>или</w:t>
-      </w:r>
-      <w:proofErr w:type="spellEnd"/>
-      <w:r>
-        <w:t xml:space="preserve"> </w:t>
-      </w:r>
-      <w:proofErr w:type="spellStart"/>
-      <w:r>
-        <w:t>диапазон</w:t>
-      </w:r>
-      <w:proofErr w:type="spellEnd"/>
-      <w:r>
-        <w:t xml:space="preserve"> [min; max]), </w:t>
-      </w:r>
-      <w:proofErr w:type="spellStart"/>
-      <w:r>
-        <w:t>вернуть</w:t>
-      </w:r>
-      <w:proofErr w:type="spellEnd"/>
-      <w:r>
-        <w:t xml:space="preserve"> </w:t>
-      </w:r>
-      <w:proofErr w:type="spellStart"/>
-      <w:r>
-        <w:t>значение</w:t>
-      </w:r>
-      <w:proofErr w:type="spellEnd"/>
-      <w:r>
-        <w:t>.</w:t>
-      </w:r>
-    </w:p>
-    <w:p>
-      <w:pPr>
-        <w:pStyle w:val="a"/>
-        <w:rPr>
-          <w:lang w:val="ru-RU"/>
-        </w:rPr>
-      </w:pPr>
-      <w:r>
-        <w:rPr>
-          <w:lang w:val="ru-RU"/>
-        </w:rPr>
-        <w:t>Иначе вывести сообщение об ошибке и повторить шаги 1–3.</w:t>
-      </w:r>
-    </w:p>
-    <w:p>
-      <w:proofErr w:type="spellStart"/>
-      <w:r>
-        <w:t>Алгоритм</w:t>
-      </w:r>
-      <w:proofErr w:type="spellEnd"/>
-      <w:r>
-        <w:t xml:space="preserve"> </w:t>
-      </w:r>
-      <w:proofErr w:type="spellStart"/>
-      <w:r>
-        <w:t>CalculateDailyNorm</w:t>
-      </w:r>
-      <w:proofErr w:type="spellEnd"/>
-      <w:r>
-        <w:t>:</w:t>
-      </w:r>
-    </w:p>
-    <w:p>
-      <w:pPr>
-        <w:pStyle w:val="a"/>
-        <w:rPr>
-          <w:lang w:val="ru-RU"/>
-        </w:rPr>
-      </w:pPr>
-      <w:r>
-        <w:rPr>
-          <w:lang w:val="ru-RU"/>
-        </w:rPr>
-        <w:t xml:space="preserve">Базовая норма: </w:t>
-      </w:r>
-      <w:r>
-        <w:t>weight</w:t>
-      </w:r>
-      <w:r>
-        <w:rPr>
-          <w:lang w:val="ru-RU"/>
-        </w:rPr>
-        <w:t xml:space="preserve">·55 г при </w:t>
-      </w:r>
-      <w:r>
-        <w:t>age</w:t>
-      </w:r>
-      <w:r>
-        <w:rPr>
-          <w:lang w:val="ru-RU"/>
-        </w:rPr>
-        <w:t xml:space="preserve"> == 1 (щенок), </w:t>
-      </w:r>
-      <w:r>
-        <w:t>weight</w:t>
-      </w:r>
-      <w:r>
-        <w:rPr>
-          <w:lang w:val="ru-RU"/>
-        </w:rPr>
-        <w:t xml:space="preserve">·30 г при </w:t>
-      </w:r>
-      <w:r>
-        <w:t>age</w:t>
-      </w:r>
-      <w:r>
-        <w:rPr>
-          <w:lang w:val="ru-RU"/>
-        </w:rPr>
-        <w:t xml:space="preserve"> == 2 (взрослая).</w:t>
-      </w:r>
-    </w:p>
-    <w:p>
-      <w:pPr>
-        <w:pStyle w:val="a"/>
-        <w:rPr>
-          <w:lang w:val="ru-RU"/>
-        </w:rPr>
-      </w:pPr>
-      <w:r>
-        <w:rPr>
-          <w:lang w:val="ru-RU"/>
-        </w:rPr>
-        <w:t xml:space="preserve">Корректировка по активности: </w:t>
-      </w:r>
-      <w:r>
-        <w:t>activity</w:t>
-      </w:r>
-      <w:r>
-        <w:rPr>
-          <w:lang w:val="ru-RU"/>
-        </w:rPr>
-        <w:t xml:space="preserve"> == 1 → норма·0,9 (−10%); </w:t>
-      </w:r>
-      <w:r>
-        <w:t>activity</w:t>
-      </w:r>
-      <w:r>
-        <w:rPr>
-          <w:lang w:val="ru-RU"/>
-        </w:rPr>
-        <w:t xml:space="preserve"> == 2 → без изменений; </w:t>
-      </w:r>
-      <w:r>
-        <w:t>activity</w:t>
-      </w:r>
-      <w:r>
-        <w:rPr>
-          <w:lang w:val="ru-RU"/>
-        </w:rPr>
-        <w:t xml:space="preserve"> == 3 → норма·1,2 (+20%).</w:t>
-      </w:r>
-    </w:p>
-    <w:p>
-      <w:pPr>
-        <w:pStyle w:val="a"/>
-        <w:rPr>
-          <w:lang w:val="ru-RU"/>
-        </w:rPr>
-      </w:pPr>
-      <w:r>
-        <w:rPr>
-          <w:lang w:val="ru-RU"/>
-        </w:rPr>
-        <w:t>Округлить результат до 2 знаков и вернуть.</w:t>
-      </w:r>
-    </w:p>
-    <w:p>
-      <w:pPr>
-        <w:rPr>
-          <w:lang w:val="ru-RU"/>
-        </w:rPr>
-      </w:pPr>
-      <w:r>
-        <w:rPr>
-          <w:lang w:val="ru-RU"/>
-        </w:rPr>
-        <w:t xml:space="preserve">Алгоритм </w:t>
-      </w:r>
-      <w:proofErr w:type="spellStart"/>
-      <w:r>
-        <w:t>PrintResult</w:t>
-      </w:r>
-      <w:proofErr w:type="spellEnd"/>
-      <w:r>
-        <w:rPr>
-          <w:lang w:val="ru-RU"/>
-        </w:rPr>
-        <w:t>: вывести суточную норму и половину нормы как размер одной порции при двух кормлениях в день.</w:t>
-      </w:r>
-    </w:p>
-    <w:p>
-      <w:pPr>
-        <w:rPr>
-          <w:lang w:val="ru-RU"/>
-        </w:rPr>
-      </w:pPr>
-    </w:p>
     <w:sectPr>
       <w:pgSz w:w="12240" w:h="15840"/>
       <w:pgMar w:top="1440" w:right="1800" w:bottom="1440" w:left="1800" w:header="720" w:footer="720" w:gutter="0"/>
@@ -2261,7 +1179,7 @@
 </file>
 
 <file path=word/numbering.xml><?xml version="1.0" encoding="utf-8"?>
-<w:numbering xmlns:wpc="http://schemas.microsoft.com/office/word/2010/wordprocessingCanvas" xmlns:cx="http://schemas.microsoft.com/office/drawing/2014/chartex" xmlns:cx1="http://schemas.microsoft.com/office/drawing/2015/9/8/chartex" xmlns:mc="http://schemas.openxmlformats.org/markup-compatibility/2006" xmlns:o="urn:schemas-microsoft-com:office:office" xmlns:r="http://schemas.openxmlformats.org/officeDocument/2006/relationships" xmlns:m="http://schemas.openxmlformats.org/officeDocument/2006/math" xmlns:v="urn:schemas-microsoft-com:vml" xmlns:wp14="http://schemas.microsoft.com/office/word/2010/wordprocessingDrawing" xmlns:wp="http://schemas.openxmlformats.org/drawingml/2006/wordprocessingDrawing" xmlns:w10="urn:schemas-microsoft-com:office:word" xmlns:w="http://schemas.openxmlformats.org/wordprocessingml/2006/main" xmlns:w14="http://schemas.microsoft.com/office/word/2010/wordml" xmlns:w15="http://schemas.microsoft.com/office/word/2012/wordml" xmlns:w16se="http://schemas.microsoft.com/office/word/2015/wordml/symex" xmlns:wpg="http://schemas.microsoft.com/office/word/2010/wordprocessingGroup" xmlns:wpi="http://schemas.microsoft.com/office/word/2010/wordprocessingInk" xmlns:wne="http://schemas.microsoft.com/office/word/2006/wordml" xmlns:wps="http://schemas.microsoft.com/office/word/2010/wordprocessingShape" mc:Ignorable="w14 w15 w16se wp14">
+<w:numbering xmlns:wpc="http://schemas.microsoft.com/office/word/2010/wordprocessingCanvas" xmlns:cx="http://schemas.microsoft.com/office/drawing/2014/chartex" xmlns:cx1="http://schemas.microsoft.com/office/drawing/2015/9/8/chartex" xmlns:cx2="http://schemas.microsoft.com/office/drawing/2015/10/21/chartex" xmlns:cx3="http://schemas.microsoft.com/office/drawing/2016/5/9/chartex" xmlns:cx4="http://schemas.microsoft.com/office/drawing/2016/5/10/chartex" xmlns:cx5="http://schemas.microsoft.com/office/drawing/2016/5/11/chartex" xmlns:cx6="http://schemas.microsoft.com/office/drawing/2016/5/12/chartex" xmlns:cx7="http://schemas.microsoft.com/office/drawing/2016/5/13/chartex" xmlns:cx8="http://schemas.microsoft.com/office/drawing/2016/5/14/chartex" xmlns:mc="http://schemas.openxmlformats.org/markup-compatibility/2006" xmlns:aink="http://schemas.microsoft.com/office/drawing/2016/ink" xmlns:am3d="http://schemas.microsoft.com/office/drawing/2017/model3d" xmlns:o="urn:schemas-microsoft-com:office:office" xmlns:oel="http://schemas.microsoft.com/office/2019/extlst" xmlns:r="http://schemas.openxmlformats.org/officeDocument/2006/relationships" xmlns:m="http://schemas.openxmlformats.org/officeDocument/2006/math" xmlns:v="urn:schemas-microsoft-com:vml" xmlns:wp14="http://schemas.microsoft.com/office/word/2010/wordprocessingDrawing" xmlns:wp="http://schemas.openxmlformats.org/drawingml/2006/wordprocessingDrawing" xmlns:w10="urn:schemas-microsoft-com:office:word" xmlns:w="http://schemas.openxmlformats.org/wordprocessingml/2006/main" xmlns:w14="http://schemas.microsoft.com/office/word/2010/wordml" xmlns:w15="http://schemas.microsoft.com/office/word/2012/wordml" xmlns:w16cex="http://schemas.microsoft.com/office/word/2018/wordml/cex" xmlns:w16cid="http://schemas.microsoft.com/office/word/2016/wordml/cid" xmlns:w16="http://schemas.microsoft.com/office/word/2018/wordml" xmlns:w16du="http://schemas.microsoft.com/office/word/2023/wordml/word16du" xmlns:w16sdtdh="http://schemas.microsoft.com/office/word/2020/wordml/sdtdatahash" xmlns:w16sdtfl="http://schemas.microsoft.com/office/word/2024/wordml/sdtformatlock" xmlns:w16se="http://schemas.microsoft.com/office/word/2015/wordml/symex" xmlns:wpg="http://schemas.microsoft.com/office/word/2010/wordprocessingGroup" xmlns:wpi="http://schemas.microsoft.com/office/word/2010/wordprocessingInk" xmlns:wne="http://schemas.microsoft.com/office/word/2006/wordml" xmlns:wps="http://schemas.microsoft.com/office/word/2010/wordprocessingShape" mc:Ignorable="w14 w15 w16se w16cid w16 w16cex w16sdtdh w16sdtfl w16du wp14">
   <w:abstractNum w:abstractNumId="0" w15:restartNumberingAfterBreak="0">
     <w:nsid w:val="FFFFFF7C"/>
     <w:multiLevelType w:val="singleLevel"/>
@@ -2433,38 +1351,38 @@
       </w:rPr>
     </w:lvl>
   </w:abstractNum>
-  <w:num w:numId="1">
+  <w:num w:numId="1" w16cid:durableId="1539271441">
     <w:abstractNumId w:val="8"/>
   </w:num>
-  <w:num w:numId="2">
+  <w:num w:numId="2" w16cid:durableId="1011950668">
     <w:abstractNumId w:val="6"/>
   </w:num>
-  <w:num w:numId="3">
+  <w:num w:numId="3" w16cid:durableId="1900506953">
     <w:abstractNumId w:val="5"/>
   </w:num>
-  <w:num w:numId="4">
+  <w:num w:numId="4" w16cid:durableId="281352687">
     <w:abstractNumId w:val="4"/>
   </w:num>
-  <w:num w:numId="5">
+  <w:num w:numId="5" w16cid:durableId="876115407">
     <w:abstractNumId w:val="7"/>
   </w:num>
-  <w:num w:numId="6">
+  <w:num w:numId="6" w16cid:durableId="435447504">
     <w:abstractNumId w:val="3"/>
   </w:num>
-  <w:num w:numId="7">
+  <w:num w:numId="7" w16cid:durableId="1638685567">
     <w:abstractNumId w:val="2"/>
   </w:num>
-  <w:num w:numId="8">
+  <w:num w:numId="8" w16cid:durableId="1726031142">
     <w:abstractNumId w:val="1"/>
   </w:num>
-  <w:num w:numId="9">
+  <w:num w:numId="9" w16cid:durableId="159388092">
     <w:abstractNumId w:val="0"/>
   </w:num>
 </w:numbering>
 </file>
 
 <file path=word/styles.xml><?xml version="1.0" encoding="utf-8"?>
-<w:styles xmlns:mc="http://schemas.openxmlformats.org/markup-compatibility/2006" xmlns:r="http://schemas.openxmlformats.org/officeDocument/2006/relationships" xmlns:w="http://schemas.openxmlformats.org/wordprocessingml/2006/main" xmlns:w14="http://schemas.microsoft.com/office/word/2010/wordml" xmlns:w15="http://schemas.microsoft.com/office/word/2012/wordml" xmlns:w16se="http://schemas.microsoft.com/office/word/2015/wordml/symex" mc:Ignorable="w14 w15 w16se">
+<w:styles xmlns:mc="http://schemas.openxmlformats.org/markup-compatibility/2006" xmlns:r="http://schemas.openxmlformats.org/officeDocument/2006/relationships" xmlns:w="http://schemas.openxmlformats.org/wordprocessingml/2006/main" xmlns:w14="http://schemas.microsoft.com/office/word/2010/wordml" xmlns:w15="http://schemas.microsoft.com/office/word/2012/wordml" xmlns:w16cex="http://schemas.microsoft.com/office/word/2018/wordml/cex" xmlns:w16cid="http://schemas.microsoft.com/office/word/2016/wordml/cid" xmlns:w16="http://schemas.microsoft.com/office/word/2018/wordml" xmlns:w16du="http://schemas.microsoft.com/office/word/2023/wordml/word16du" xmlns:w16sdtdh="http://schemas.microsoft.com/office/word/2020/wordml/sdtdatahash" xmlns:w16sdtfl="http://schemas.microsoft.com/office/word/2024/wordml/sdtformatlock" xmlns:w16se="http://schemas.microsoft.com/office/word/2015/wordml/symex" mc:Ignorable="w14 w15 w16se w16cid w16 w16cex w16sdtdh w16sdtfl w16du">
   <w:docDefaults>
     <w:rPrDefault>
       <w:rPr>
@@ -2480,7 +1398,7 @@
       </w:pPr>
     </w:pPrDefault>
   </w:docDefaults>
-  <w:latentStyles w:defLockedState="0" w:defUIPriority="99" w:defSemiHidden="0" w:defUnhideWhenUsed="0" w:defQFormat="0" w:count="371">
+  <w:latentStyles w:defLockedState="0" w:defUIPriority="99" w:defSemiHidden="0" w:defUnhideWhenUsed="0" w:defQFormat="0" w:count="376">
     <w:lsdException w:name="Normal" w:uiPriority="0" w:qFormat="1"/>
     <w:lsdException w:name="heading 1" w:uiPriority="9" w:qFormat="1"/>
     <w:lsdException w:name="heading 2" w:semiHidden="1" w:uiPriority="9" w:unhideWhenUsed="1" w:qFormat="1"/>
@@ -2843,6 +1761,11 @@
     <w:lsdException w:name="List Table 5 Dark Accent 6" w:uiPriority="50"/>
     <w:lsdException w:name="List Table 6 Colorful Accent 6" w:uiPriority="51"/>
     <w:lsdException w:name="List Table 7 Colorful Accent 6" w:uiPriority="52"/>
+    <w:lsdException w:name="Mention" w:semiHidden="1" w:unhideWhenUsed="1"/>
+    <w:lsdException w:name="Smart Hyperlink" w:semiHidden="1" w:unhideWhenUsed="1"/>
+    <w:lsdException w:name="Hashtag" w:semiHidden="1" w:unhideWhenUsed="1"/>
+    <w:lsdException w:name="Unresolved Mention" w:semiHidden="1" w:unhideWhenUsed="1"/>
+    <w:lsdException w:name="Smart Link" w:semiHidden="1" w:unhideWhenUsed="1"/>
   </w:latentStyles>
   <w:style w:type="paragraph" w:default="1" w:styleId="a1">
     <w:name w:val="Normal"/>
@@ -14169,7 +13092,7 @@
 </file>
 
 <file path=customXml/itemProps1.xml><?xml version="1.0" encoding="utf-8"?>
-<ds:datastoreItem xmlns:ds="http://schemas.openxmlformats.org/officeDocument/2006/customXml" ds:itemID="{22FAE346-62BD-45AE-8C1D-606B32452712}">
+<ds:datastoreItem xmlns:ds="http://schemas.openxmlformats.org/officeDocument/2006/customXml" ds:itemID="{EF278816-EC6F-A645-907D-7F25AECB1D4A}">
   <ds:schemaRefs>
     <ds:schemaRef ds:uri="http://schemas.openxmlformats.org/officeDocument/2006/bibliography"/>
   </ds:schemaRefs>

--- a/LR-1/Отчёт_Лаб1.docx
+++ b/LR-1/Отчёт_Лаб1.docx
@@ -1,6 +1,6 @@
 
 <file path=word/document.xml><?xml version="1.0" encoding="utf-8"?>
-<w:document xmlns:wpc="http://schemas.microsoft.com/office/word/2010/wordprocessingCanvas" xmlns:cx="http://schemas.microsoft.com/office/drawing/2014/chartex" xmlns:cx1="http://schemas.microsoft.com/office/drawing/2015/9/8/chartex" xmlns:cx2="http://schemas.microsoft.com/office/drawing/2015/10/21/chartex" xmlns:cx3="http://schemas.microsoft.com/office/drawing/2016/5/9/chartex" xmlns:cx4="http://schemas.microsoft.com/office/drawing/2016/5/10/chartex" xmlns:cx5="http://schemas.microsoft.com/office/drawing/2016/5/11/chartex" xmlns:cx6="http://schemas.microsoft.com/office/drawing/2016/5/12/chartex" xmlns:cx7="http://schemas.microsoft.com/office/drawing/2016/5/13/chartex" xmlns:cx8="http://schemas.microsoft.com/office/drawing/2016/5/14/chartex" xmlns:mc="http://schemas.openxmlformats.org/markup-compatibility/2006" xmlns:aink="http://schemas.microsoft.com/office/drawing/2016/ink" xmlns:am3d="http://schemas.microsoft.com/office/drawing/2017/model3d" xmlns:o="urn:schemas-microsoft-com:office:office" xmlns:oel="http://schemas.microsoft.com/office/2019/extlst" xmlns:r="http://schemas.openxmlformats.org/officeDocument/2006/relationships" xmlns:m="http://schemas.openxmlformats.org/officeDocument/2006/math" xmlns:v="urn:schemas-microsoft-com:vml" xmlns:wp14="http://schemas.microsoft.com/office/word/2010/wordprocessingDrawing" xmlns:wp="http://schemas.openxmlformats.org/drawingml/2006/wordprocessingDrawing" xmlns:w10="urn:schemas-microsoft-com:office:word" xmlns:w="http://schemas.openxmlformats.org/wordprocessingml/2006/main" xmlns:w14="http://schemas.microsoft.com/office/word/2010/wordml" xmlns:w15="http://schemas.microsoft.com/office/word/2012/wordml" xmlns:w16cex="http://schemas.microsoft.com/office/word/2018/wordml/cex" xmlns:w16cid="http://schemas.microsoft.com/office/word/2016/wordml/cid" xmlns:w16="http://schemas.microsoft.com/office/word/2018/wordml" xmlns:w16du="http://schemas.microsoft.com/office/word/2023/wordml/word16du" xmlns:w16sdtdh="http://schemas.microsoft.com/office/word/2020/wordml/sdtdatahash" xmlns:w16sdtfl="http://schemas.microsoft.com/office/word/2024/wordml/sdtformatlock" xmlns:w16se="http://schemas.microsoft.com/office/word/2015/wordml/symex" xmlns:wpg="http://schemas.microsoft.com/office/word/2010/wordprocessingGroup" xmlns:wpi="http://schemas.microsoft.com/office/word/2010/wordprocessingInk" xmlns:wne="http://schemas.microsoft.com/office/word/2006/wordml" xmlns:wps="http://schemas.microsoft.com/office/word/2010/wordprocessingShape" mc:Ignorable="w14 w15 w16se w16cid w16 w16cex w16sdtdh w16sdtfl w16du wp14">
+<w:document xmlns:wpc="http://schemas.microsoft.com/office/word/2010/wordprocessingCanvas" xmlns:cx="http://schemas.microsoft.com/office/drawing/2014/chartex" xmlns:cx1="http://schemas.microsoft.com/office/drawing/2015/9/8/chartex" xmlns:mc="http://schemas.openxmlformats.org/markup-compatibility/2006" xmlns:o="urn:schemas-microsoft-com:office:office" xmlns:r="http://schemas.openxmlformats.org/officeDocument/2006/relationships" xmlns:m="http://schemas.openxmlformats.org/officeDocument/2006/math" xmlns:v="urn:schemas-microsoft-com:vml" xmlns:wp14="http://schemas.microsoft.com/office/word/2010/wordprocessingDrawing" xmlns:wp="http://schemas.openxmlformats.org/drawingml/2006/wordprocessingDrawing" xmlns:w10="urn:schemas-microsoft-com:office:word" xmlns:w="http://schemas.openxmlformats.org/wordprocessingml/2006/main" xmlns:w14="http://schemas.microsoft.com/office/word/2010/wordml" xmlns:w15="http://schemas.microsoft.com/office/word/2012/wordml" xmlns:w16se="http://schemas.microsoft.com/office/word/2015/wordml/symex" xmlns:wpg="http://schemas.microsoft.com/office/word/2010/wordprocessingGroup" xmlns:wpi="http://schemas.microsoft.com/office/word/2010/wordprocessingInk" xmlns:wne="http://schemas.microsoft.com/office/word/2006/wordml" xmlns:wps="http://schemas.microsoft.com/office/word/2010/wordprocessingShape" mc:Ignorable="w14 w15 w16se wp14">
   <w:body>
     <w:p>
       <w:pPr>
@@ -51,57 +51,17 @@
     <w:p>
       <w:pPr>
         <w:pStyle w:val="21"/>
+        <w:rPr>
+          <w:lang w:val="ru-RU"/>
+        </w:rPr>
       </w:pPr>
-      <w:proofErr w:type="spellStart"/>
       <w:r>
         <w:rPr>
           <w:color w:val="000000"/>
+          <w:lang w:val="ru-RU"/>
         </w:rPr>
-        <w:t>Разбиение</w:t>
+        <w:t>Разбиение задачи на подзадачи</w:t>
       </w:r>
-      <w:proofErr w:type="spellEnd"/>
-      <w:r>
-        <w:rPr>
-          <w:color w:val="000000"/>
-        </w:rPr>
-        <w:t xml:space="preserve"> </w:t>
-      </w:r>
-      <w:proofErr w:type="spellStart"/>
-      <w:r>
-        <w:rPr>
-          <w:color w:val="000000"/>
-        </w:rPr>
-        <w:t>задачи</w:t>
-      </w:r>
-      <w:proofErr w:type="spellEnd"/>
-      <w:r>
-        <w:rPr>
-          <w:color w:val="000000"/>
-        </w:rPr>
-        <w:t xml:space="preserve"> </w:t>
-      </w:r>
-      <w:proofErr w:type="spellStart"/>
-      <w:r>
-        <w:rPr>
-          <w:color w:val="000000"/>
-        </w:rPr>
-        <w:t>на</w:t>
-      </w:r>
-      <w:proofErr w:type="spellEnd"/>
-      <w:r>
-        <w:rPr>
-          <w:color w:val="000000"/>
-        </w:rPr>
-        <w:t xml:space="preserve"> </w:t>
-      </w:r>
-      <w:proofErr w:type="spellStart"/>
-      <w:r>
-        <w:rPr>
-          <w:color w:val="000000"/>
-        </w:rPr>
-        <w:t>подзадачи</w:t>
-      </w:r>
-      <w:proofErr w:type="spellEnd"/>
     </w:p>
     <w:p>
       <w:pPr>
@@ -757,6 +717,11 @@
       </w:r>
     </w:p>
     <w:p>
+      <w:pPr>
+        <w:rPr>
+          <w:lang w:val="ru-RU"/>
+        </w:rPr>
+      </w:pPr>
       <w:r>
         <w:rPr>
           <w:lang w:val="ru-RU"/>
@@ -764,6 +729,9 @@
         <w:t>Алгоритм</w:t>
       </w:r>
       <w:r>
+        <w:rPr>
+          <w:lang w:val="ru-RU"/>
+        </w:rPr>
         <w:t xml:space="preserve"> </w:t>
       </w:r>
       <w:r>
@@ -773,6 +741,9 @@
         <w:t>функций</w:t>
       </w:r>
       <w:r>
+        <w:rPr>
+          <w:lang w:val="ru-RU"/>
+        </w:rPr>
         <w:t xml:space="preserve"> </w:t>
       </w:r>
       <w:r>
@@ -782,6 +753,9 @@
         <w:t>ввода</w:t>
       </w:r>
       <w:r>
+        <w:rPr>
+          <w:lang w:val="ru-RU"/>
+        </w:rPr>
         <w:t xml:space="preserve"> (</w:t>
       </w:r>
       <w:proofErr w:type="spellStart"/>
@@ -790,6 +764,9 @@
       </w:r>
       <w:proofErr w:type="spellEnd"/>
       <w:r>
+        <w:rPr>
+          <w:lang w:val="ru-RU"/>
+        </w:rPr>
         <w:t xml:space="preserve">, </w:t>
       </w:r>
       <w:proofErr w:type="spellStart"/>
@@ -798,6 +775,9 @@
       </w:r>
       <w:proofErr w:type="spellEnd"/>
       <w:r>
+        <w:rPr>
+          <w:lang w:val="ru-RU"/>
+        </w:rPr>
         <w:t xml:space="preserve">, </w:t>
       </w:r>
       <w:proofErr w:type="spellStart"/>
@@ -806,6 +786,9 @@
       </w:r>
       <w:proofErr w:type="spellEnd"/>
       <w:r>
+        <w:rPr>
+          <w:lang w:val="ru-RU"/>
+        </w:rPr>
         <w:t>):</w:t>
       </w:r>
     </w:p>
@@ -843,7 +826,13 @@
         <w:rPr>
           <w:lang w:val="ru-RU"/>
         </w:rPr>
-        <w:t>Прочитать строку и попытаться преобразовать её в число (</w:t>
+        <w:t xml:space="preserve">Прочитать строку и </w:t>
+      </w:r>
+      <w:r>
+        <w:rPr>
+          <w:lang w:val="ru-RU"/>
+        </w:rPr>
+        <w:t>попытаться преобразовать её в число (</w:t>
       </w:r>
       <w:proofErr w:type="gramStart"/>
       <w:r>
@@ -867,10 +856,11 @@
         </w:rPr>
         <w:t xml:space="preserve"> / </w:t>
       </w:r>
-      <w:proofErr w:type="gramStart"/>
+      <w:proofErr w:type="spellStart"/>
       <w:r>
         <w:t>int</w:t>
       </w:r>
+      <w:proofErr w:type="spellEnd"/>
       <w:r>
         <w:rPr>
           <w:lang w:val="ru-RU"/>
@@ -882,7 +872,6 @@
         <w:t>TryParse</w:t>
       </w:r>
       <w:proofErr w:type="spellEnd"/>
-      <w:proofErr w:type="gramEnd"/>
       <w:r>
         <w:rPr>
           <w:lang w:val="ru-RU"/>
@@ -941,7 +930,10 @@
       </w:r>
       <w:proofErr w:type="spellStart"/>
       <w:r>
-        <w:t>IsPeakHour</w:t>
+        <w:t>I</w:t>
+      </w:r>
+      <w:r>
+        <w:t>sPeakHour</w:t>
       </w:r>
       <w:proofErr w:type="spellEnd"/>
       <w:r>
@@ -1069,7 +1061,6 @@
         </w:rPr>
         <w:t xml:space="preserve"> − 3) при </w:t>
       </w:r>
-      <w:proofErr w:type="gramStart"/>
       <w:r>
         <w:t>distance</w:t>
       </w:r>
@@ -1077,14 +1068,7 @@
         <w:rPr>
           <w:lang w:val="ru-RU"/>
         </w:rPr>
-        <w:t xml:space="preserve"> &gt;</w:t>
-      </w:r>
-      <w:proofErr w:type="gramEnd"/>
-      <w:r>
-        <w:rPr>
-          <w:lang w:val="ru-RU"/>
-        </w:rPr>
-        <w:t xml:space="preserve"> 3 км.</w:t>
+        <w:t xml:space="preserve"> &gt; 3 км.</w:t>
       </w:r>
     </w:p>
     <w:p>
@@ -1168,6 +1152,15 @@
         <w:t>: вывести «Стоимость доставки: … руб.» и «Итого к оплате: … руб.» (заказ + доставка).</w:t>
       </w:r>
     </w:p>
+    <w:p>
+      <w:pPr>
+        <w:rPr>
+          <w:lang w:val="ru-RU"/>
+        </w:rPr>
+      </w:pPr>
+      <w:bookmarkStart w:id="0" w:name="_GoBack"/>
+      <w:bookmarkEnd w:id="0"/>
+    </w:p>
     <w:sectPr>
       <w:pgSz w:w="12240" w:h="15840"/>
       <w:pgMar w:top="1440" w:right="1800" w:bottom="1440" w:left="1800" w:header="720" w:footer="720" w:gutter="0"/>
@@ -1179,7 +1172,7 @@
 </file>
 
 <file path=word/numbering.xml><?xml version="1.0" encoding="utf-8"?>
-<w:numbering xmlns:wpc="http://schemas.microsoft.com/office/word/2010/wordprocessingCanvas" xmlns:cx="http://schemas.microsoft.com/office/drawing/2014/chartex" xmlns:cx1="http://schemas.microsoft.com/office/drawing/2015/9/8/chartex" xmlns:cx2="http://schemas.microsoft.com/office/drawing/2015/10/21/chartex" xmlns:cx3="http://schemas.microsoft.com/office/drawing/2016/5/9/chartex" xmlns:cx4="http://schemas.microsoft.com/office/drawing/2016/5/10/chartex" xmlns:cx5="http://schemas.microsoft.com/office/drawing/2016/5/11/chartex" xmlns:cx6="http://schemas.microsoft.com/office/drawing/2016/5/12/chartex" xmlns:cx7="http://schemas.microsoft.com/office/drawing/2016/5/13/chartex" xmlns:cx8="http://schemas.microsoft.com/office/drawing/2016/5/14/chartex" xmlns:mc="http://schemas.openxmlformats.org/markup-compatibility/2006" xmlns:aink="http://schemas.microsoft.com/office/drawing/2016/ink" xmlns:am3d="http://schemas.microsoft.com/office/drawing/2017/model3d" xmlns:o="urn:schemas-microsoft-com:office:office" xmlns:oel="http://schemas.microsoft.com/office/2019/extlst" xmlns:r="http://schemas.openxmlformats.org/officeDocument/2006/relationships" xmlns:m="http://schemas.openxmlformats.org/officeDocument/2006/math" xmlns:v="urn:schemas-microsoft-com:vml" xmlns:wp14="http://schemas.microsoft.com/office/word/2010/wordprocessingDrawing" xmlns:wp="http://schemas.openxmlformats.org/drawingml/2006/wordprocessingDrawing" xmlns:w10="urn:schemas-microsoft-com:office:word" xmlns:w="http://schemas.openxmlformats.org/wordprocessingml/2006/main" xmlns:w14="http://schemas.microsoft.com/office/word/2010/wordml" xmlns:w15="http://schemas.microsoft.com/office/word/2012/wordml" xmlns:w16cex="http://schemas.microsoft.com/office/word/2018/wordml/cex" xmlns:w16cid="http://schemas.microsoft.com/office/word/2016/wordml/cid" xmlns:w16="http://schemas.microsoft.com/office/word/2018/wordml" xmlns:w16du="http://schemas.microsoft.com/office/word/2023/wordml/word16du" xmlns:w16sdtdh="http://schemas.microsoft.com/office/word/2020/wordml/sdtdatahash" xmlns:w16sdtfl="http://schemas.microsoft.com/office/word/2024/wordml/sdtformatlock" xmlns:w16se="http://schemas.microsoft.com/office/word/2015/wordml/symex" xmlns:wpg="http://schemas.microsoft.com/office/word/2010/wordprocessingGroup" xmlns:wpi="http://schemas.microsoft.com/office/word/2010/wordprocessingInk" xmlns:wne="http://schemas.microsoft.com/office/word/2006/wordml" xmlns:wps="http://schemas.microsoft.com/office/word/2010/wordprocessingShape" mc:Ignorable="w14 w15 w16se w16cid w16 w16cex w16sdtdh w16sdtfl w16du wp14">
+<w:numbering xmlns:wpc="http://schemas.microsoft.com/office/word/2010/wordprocessingCanvas" xmlns:cx="http://schemas.microsoft.com/office/drawing/2014/chartex" xmlns:cx1="http://schemas.microsoft.com/office/drawing/2015/9/8/chartex" xmlns:mc="http://schemas.openxmlformats.org/markup-compatibility/2006" xmlns:o="urn:schemas-microsoft-com:office:office" xmlns:r="http://schemas.openxmlformats.org/officeDocument/2006/relationships" xmlns:m="http://schemas.openxmlformats.org/officeDocument/2006/math" xmlns:v="urn:schemas-microsoft-com:vml" xmlns:wp14="http://schemas.microsoft.com/office/word/2010/wordprocessingDrawing" xmlns:wp="http://schemas.openxmlformats.org/drawingml/2006/wordprocessingDrawing" xmlns:w10="urn:schemas-microsoft-com:office:word" xmlns:w="http://schemas.openxmlformats.org/wordprocessingml/2006/main" xmlns:w14="http://schemas.microsoft.com/office/word/2010/wordml" xmlns:w15="http://schemas.microsoft.com/office/word/2012/wordml" xmlns:w16se="http://schemas.microsoft.com/office/word/2015/wordml/symex" xmlns:wpg="http://schemas.microsoft.com/office/word/2010/wordprocessingGroup" xmlns:wpi="http://schemas.microsoft.com/office/word/2010/wordprocessingInk" xmlns:wne="http://schemas.microsoft.com/office/word/2006/wordml" xmlns:wps="http://schemas.microsoft.com/office/word/2010/wordprocessingShape" mc:Ignorable="w14 w15 w16se wp14">
   <w:abstractNum w:abstractNumId="0" w15:restartNumberingAfterBreak="0">
     <w:nsid w:val="FFFFFF7C"/>
     <w:multiLevelType w:val="singleLevel"/>
@@ -1351,38 +1344,38 @@
       </w:rPr>
     </w:lvl>
   </w:abstractNum>
-  <w:num w:numId="1" w16cid:durableId="1539271441">
+  <w:num w:numId="1">
     <w:abstractNumId w:val="8"/>
   </w:num>
-  <w:num w:numId="2" w16cid:durableId="1011950668">
+  <w:num w:numId="2">
     <w:abstractNumId w:val="6"/>
   </w:num>
-  <w:num w:numId="3" w16cid:durableId="1900506953">
+  <w:num w:numId="3">
     <w:abstractNumId w:val="5"/>
   </w:num>
-  <w:num w:numId="4" w16cid:durableId="281352687">
+  <w:num w:numId="4">
     <w:abstractNumId w:val="4"/>
   </w:num>
-  <w:num w:numId="5" w16cid:durableId="876115407">
+  <w:num w:numId="5">
     <w:abstractNumId w:val="7"/>
   </w:num>
-  <w:num w:numId="6" w16cid:durableId="435447504">
+  <w:num w:numId="6">
     <w:abstractNumId w:val="3"/>
   </w:num>
-  <w:num w:numId="7" w16cid:durableId="1638685567">
+  <w:num w:numId="7">
     <w:abstractNumId w:val="2"/>
   </w:num>
-  <w:num w:numId="8" w16cid:durableId="1726031142">
+  <w:num w:numId="8">
     <w:abstractNumId w:val="1"/>
   </w:num>
-  <w:num w:numId="9" w16cid:durableId="159388092">
+  <w:num w:numId="9">
     <w:abstractNumId w:val="0"/>
   </w:num>
 </w:numbering>
 </file>
 
 <file path=word/styles.xml><?xml version="1.0" encoding="utf-8"?>
-<w:styles xmlns:mc="http://schemas.openxmlformats.org/markup-compatibility/2006" xmlns:r="http://schemas.openxmlformats.org/officeDocument/2006/relationships" xmlns:w="http://schemas.openxmlformats.org/wordprocessingml/2006/main" xmlns:w14="http://schemas.microsoft.com/office/word/2010/wordml" xmlns:w15="http://schemas.microsoft.com/office/word/2012/wordml" xmlns:w16cex="http://schemas.microsoft.com/office/word/2018/wordml/cex" xmlns:w16cid="http://schemas.microsoft.com/office/word/2016/wordml/cid" xmlns:w16="http://schemas.microsoft.com/office/word/2018/wordml" xmlns:w16du="http://schemas.microsoft.com/office/word/2023/wordml/word16du" xmlns:w16sdtdh="http://schemas.microsoft.com/office/word/2020/wordml/sdtdatahash" xmlns:w16sdtfl="http://schemas.microsoft.com/office/word/2024/wordml/sdtformatlock" xmlns:w16se="http://schemas.microsoft.com/office/word/2015/wordml/symex" mc:Ignorable="w14 w15 w16se w16cid w16 w16cex w16sdtdh w16sdtfl w16du">
+<w:styles xmlns:mc="http://schemas.openxmlformats.org/markup-compatibility/2006" xmlns:r="http://schemas.openxmlformats.org/officeDocument/2006/relationships" xmlns:w="http://schemas.openxmlformats.org/wordprocessingml/2006/main" xmlns:w14="http://schemas.microsoft.com/office/word/2010/wordml" xmlns:w15="http://schemas.microsoft.com/office/word/2012/wordml" xmlns:w16se="http://schemas.microsoft.com/office/word/2015/wordml/symex" mc:Ignorable="w14 w15 w16se">
   <w:docDefaults>
     <w:rPrDefault>
       <w:rPr>
@@ -1398,7 +1391,7 @@
       </w:pPr>
     </w:pPrDefault>
   </w:docDefaults>
-  <w:latentStyles w:defLockedState="0" w:defUIPriority="99" w:defSemiHidden="0" w:defUnhideWhenUsed="0" w:defQFormat="0" w:count="376">
+  <w:latentStyles w:defLockedState="0" w:defUIPriority="99" w:defSemiHidden="0" w:defUnhideWhenUsed="0" w:defQFormat="0" w:count="371">
     <w:lsdException w:name="Normal" w:uiPriority="0" w:qFormat="1"/>
     <w:lsdException w:name="heading 1" w:uiPriority="9" w:qFormat="1"/>
     <w:lsdException w:name="heading 2" w:semiHidden="1" w:uiPriority="9" w:unhideWhenUsed="1" w:qFormat="1"/>
@@ -1761,11 +1754,6 @@
     <w:lsdException w:name="List Table 5 Dark Accent 6" w:uiPriority="50"/>
     <w:lsdException w:name="List Table 6 Colorful Accent 6" w:uiPriority="51"/>
     <w:lsdException w:name="List Table 7 Colorful Accent 6" w:uiPriority="52"/>
-    <w:lsdException w:name="Mention" w:semiHidden="1" w:unhideWhenUsed="1"/>
-    <w:lsdException w:name="Smart Hyperlink" w:semiHidden="1" w:unhideWhenUsed="1"/>
-    <w:lsdException w:name="Hashtag" w:semiHidden="1" w:unhideWhenUsed="1"/>
-    <w:lsdException w:name="Unresolved Mention" w:semiHidden="1" w:unhideWhenUsed="1"/>
-    <w:lsdException w:name="Smart Link" w:semiHidden="1" w:unhideWhenUsed="1"/>
   </w:latentStyles>
   <w:style w:type="paragraph" w:default="1" w:styleId="a1">
     <w:name w:val="Normal"/>
@@ -13092,7 +13080,7 @@
 </file>
 
 <file path=customXml/itemProps1.xml><?xml version="1.0" encoding="utf-8"?>
-<ds:datastoreItem xmlns:ds="http://schemas.openxmlformats.org/officeDocument/2006/customXml" ds:itemID="{EF278816-EC6F-A645-907D-7F25AECB1D4A}">
+<ds:datastoreItem xmlns:ds="http://schemas.openxmlformats.org/officeDocument/2006/customXml" ds:itemID="{959E714C-BF29-4362-AE67-F7C805545089}">
   <ds:schemaRefs>
     <ds:schemaRef ds:uri="http://schemas.openxmlformats.org/officeDocument/2006/bibliography"/>
   </ds:schemaRefs>
